--- a/docs/chapters/F2_Diploma_Chapter1_Ostrovska.docx
+++ b/docs/chapters/F2_Diploma_Chapter1_Ostrovska.docx
@@ -28,14 +28,16 @@
     </w:p>
     <w:p>
       <w:pPr>
+        <w:ind w:firstLine="709"/>
         <w:jc w:val="both"/>
       </w:pPr>
       <w:r>
-        <w:t>Заклади харчування та ритейл втрачають до 6% обороту через списання товарів з обмеженим терміном придатності. Наявні цифрові рішення перерозподілу реалізують статичну модель «сліпих пакунків» із фіксованою знижкою наприкінці дня: вона не враховує поточний попит, не створює цінового стимулу до раннього викупу та не гарантує коректності обробки під час високого одночасного навантаження в момент розпродажу обмеженої кількості лотів.</w:t>
+        <w:t>За даними UNEP Food Waste Index Report 2024, у 2022 році у світі втрачено близько 1,05 млрд т харчових продуктів (19% доступних споживачам), з них приблизно 28% — у секторі громадського харчування. Директива (ЄС) 2025/1892 встановлює обов'язкове скорочення харчових відходів у роздрібній торгівлі, громадському харчуванні та домогосподарствах на 30% на особу до кінця 2030 року. Значна частина цих втрат припадає на товари з обмеженим терміном придатності, які заклади не встигають реалізувати. Наявні цифрові рішення перерозподілу реалізують статичну модель «сліпих пакунків» із фіксованою знижкою наприкінці дня: вона не враховує поточний попит, не створює цінового стимулу до раннього викупу та не гарантує коректності обробки під час високого одночасного навантаження в момент розпродажу обмеженої кількості лотів.</w:t>
       </w:r>
     </w:p>
     <w:p>
       <w:pPr>
+        <w:ind w:firstLine="709"/>
         <w:jc w:val="both"/>
       </w:pPr>
       <w:r>
@@ -52,6 +54,7 @@
     </w:p>
     <w:p>
       <w:pPr>
+        <w:ind w:firstLine="709"/>
         <w:jc w:val="both"/>
       </w:pPr>
       <w:r>
@@ -68,6 +71,7 @@
     </w:p>
     <w:p>
       <w:pPr>
+        <w:ind w:firstLine="709"/>
         <w:jc w:val="both"/>
       </w:pPr>
       <w:r>
@@ -84,6 +88,7 @@
     </w:p>
     <w:p>
       <w:pPr>
+        <w:ind w:firstLine="709"/>
         <w:jc w:val="both"/>
       </w:pPr>
       <w:r>
@@ -100,56 +105,84 @@
     </w:p>
     <w:p>
       <w:pPr>
-        <w:pStyle w:val="ListNumber"/>
+        <w:ind w:firstLine="709"/>
+        <w:jc w:val="both"/>
       </w:pPr>
+      <w:r>
+        <w:t xml:space="preserve">1. </w:t>
+      </w:r>
       <w:r>
         <w:t>Проаналізувати існуючі програмні аналоги систем перерозподілу товарів та виявити їхні архітектурні обмеження.</w:t>
       </w:r>
     </w:p>
     <w:p>
       <w:pPr>
-        <w:pStyle w:val="ListNumber"/>
+        <w:ind w:firstLine="709"/>
+        <w:jc w:val="both"/>
       </w:pPr>
       <w:r>
-        <w:t>Обґрунтувати вибір технологічного стеку (NestJS, PostgreSQL + PostGIS, Redis, RabbitMQ/BullMQ).</w:t>
+        <w:t xml:space="preserve">2. </w:t>
+      </w:r>
+      <w:r>
+        <w:t>Обґрунтувати вибір технологічного стеку (NestJS, PostgreSQL + PostGIS, Redis, BullMQ).</w:t>
       </w:r>
     </w:p>
     <w:p>
       <w:pPr>
-        <w:pStyle w:val="ListNumber"/>
+        <w:ind w:firstLine="709"/>
+        <w:jc w:val="both"/>
       </w:pPr>
       <w:r>
-        <w:t>Спроєктувати мікросервісну архітектуру та розробити UML/C4- діаграми компонентів, послідовності та розгортання.</w:t>
+        <w:t xml:space="preserve">3. </w:t>
+      </w:r>
+      <w:r>
+        <w:t>Спроєктувати сервісну архітектуру та розробити UML/C4-діаграми компонентів, послідовності та розгортання.</w:t>
       </w:r>
     </w:p>
     <w:p>
       <w:pPr>
-        <w:pStyle w:val="ListNumber"/>
+        <w:ind w:firstLine="709"/>
+        <w:jc w:val="both"/>
       </w:pPr>
       <w:r>
-        <w:t>Розробити та алгоритмізувати критичні вузли: Price Decay, Auto-Sniper, SELECT FOR UPDATE SKIP LOCKED.</w:t>
+        <w:t xml:space="preserve">4. </w:t>
+      </w:r>
+      <w:r>
+        <w:t>Розробити та алгоритмізувати критичні вузли: Price Decay, автоматичне виконання лімітних ордерів, SELECT FOR UPDATE SKIP LOCKED.</w:t>
       </w:r>
     </w:p>
     <w:p>
       <w:pPr>
-        <w:pStyle w:val="ListNumber"/>
+        <w:ind w:firstLine="709"/>
+        <w:jc w:val="both"/>
       </w:pPr>
       <w:r>
-        <w:t>Спроєктувати геопросторову підсистему (PostGIS, GiST, ST_ ClusterDBSCAN) та мобільний клієнт реального часу (WebSocket).</w:t>
+        <w:t xml:space="preserve">5. </w:t>
+      </w:r>
+      <w:r>
+        <w:t>Спроєктувати геопросторову підсистему (PostGIS, GiST, ST_ClusterDBSCAN) та мобільний клієнт реального часу (WebSocket).</w:t>
       </w:r>
     </w:p>
     <w:p>
       <w:pPr>
-        <w:pStyle w:val="ListNumber"/>
+        <w:ind w:firstLine="709"/>
+        <w:jc w:val="both"/>
       </w:pPr>
+      <w:r>
+        <w:t xml:space="preserve">6. </w:t>
+      </w:r>
       <w:r>
         <w:t>Виконати інструментальний аудит якості: модульне (Jest) та навантажувальне тестування.</w:t>
       </w:r>
     </w:p>
     <w:p>
       <w:pPr>
-        <w:pStyle w:val="ListNumber"/>
+        <w:ind w:firstLine="709"/>
+        <w:jc w:val="both"/>
       </w:pPr>
+      <w:r>
+        <w:t xml:space="preserve">7. </w:t>
+      </w:r>
       <w:r>
         <w:t>Провести науково-практичну апробацію результатів дослідження.</w:t>
       </w:r>
@@ -164,6 +197,7 @@
     </w:p>
     <w:p>
       <w:pPr>
+        <w:ind w:firstLine="709"/>
         <w:jc w:val="both"/>
       </w:pPr>
       <w:r>
@@ -180,8 +214,12 @@
     </w:p>
     <w:p>
       <w:pPr>
-        <w:pStyle w:val="ListNumber"/>
+        <w:ind w:firstLine="709"/>
+        <w:jc w:val="both"/>
       </w:pPr>
+      <w:r>
+        <w:t xml:space="preserve">1. </w:t>
+      </w:r>
       <w:r>
         <w:rPr>
           <w:b/>
@@ -194,8 +232,12 @@
     </w:p>
     <w:p>
       <w:pPr>
-        <w:pStyle w:val="ListNumber"/>
+        <w:ind w:firstLine="709"/>
+        <w:jc w:val="both"/>
       </w:pPr>
+      <w:r>
+        <w:t xml:space="preserve">2. </w:t>
+      </w:r>
       <w:r>
         <w:rPr>
           <w:b/>
@@ -208,8 +250,12 @@
     </w:p>
     <w:p>
       <w:pPr>
-        <w:pStyle w:val="ListNumber"/>
+        <w:ind w:firstLine="709"/>
+        <w:jc w:val="both"/>
       </w:pPr>
+      <w:r>
+        <w:t xml:space="preserve">3. </w:t>
+      </w:r>
       <w:r>
         <w:rPr>
           <w:b/>
@@ -220,20 +266,12 @@
         <w:t xml:space="preserve"> Ціна є монотонно спадною функцією часу до закриття </w:t>
       </w:r>
       <w:r>
-        <w:rPr>
-          <w:rFonts w:ascii="Consolas" w:hAnsi="Consolas"/>
-          <w:sz w:val="24"/>
-        </w:rPr>
         <w:t>P(t) = P_min + (P_0 − P_min) · (t_rem / T)^k</w:t>
       </w:r>
       <w:r>
         <w:t xml:space="preserve">, де показник </w:t>
       </w:r>
       <w:r>
-        <w:rPr>
-          <w:rFonts w:ascii="Consolas" w:hAnsi="Consolas"/>
-          <w:sz w:val="24"/>
-        </w:rPr>
         <w:t>k</w:t>
       </w:r>
       <w:r>
@@ -242,8 +280,12 @@
     </w:p>
     <w:p>
       <w:pPr>
-        <w:pStyle w:val="ListNumber"/>
+        <w:ind w:firstLine="709"/>
+        <w:jc w:val="both"/>
       </w:pPr>
+      <w:r>
+        <w:t xml:space="preserve">4. </w:t>
+      </w:r>
       <w:r>
         <w:rPr>
           <w:b/>
@@ -256,16 +298,13 @@
     </w:p>
     <w:p>
       <w:pPr>
+        <w:ind w:firstLine="709"/>
         <w:jc w:val="both"/>
       </w:pPr>
       <w:r>
         <w:t xml:space="preserve">У роботі обрано підхід 3 з можливістю калібрування параметра </w:t>
       </w:r>
       <w:r>
-        <w:rPr>
-          <w:rFonts w:ascii="Consolas" w:hAnsi="Consolas"/>
-          <w:sz w:val="24"/>
-        </w:rPr>
         <w:t>k</w:t>
       </w:r>
       <w:r>
@@ -280,33 +319,61 @@
         <w:t>1.2.2. Підходи до контролю конкурентного доступу до інвентарю</w:t>
       </w:r>
     </w:p>
+    <w:p>
+      <w:pPr>
+        <w:ind w:firstLine="709"/>
+        <w:jc w:val="both"/>
+      </w:pPr>
+      <w:r>
+        <w:t>Основні підходи до контролю конкурентного доступу та їхні обмеження наведено в табл. 1.1.</w:t>
+      </w:r>
+    </w:p>
+    <w:p>
+      <w:pPr>
+        <w:keepNext/>
+        <w:spacing w:before="120"/>
+        <w:ind w:firstLine="0"/>
+        <w:jc w:val="left"/>
+      </w:pPr>
+      <w:r>
+        <w:t>Таблиця 1.1 – Порівняння підходів до контролю конкурентного доступу</w:t>
+      </w:r>
+    </w:p>
     <w:tbl>
       <w:tblPr>
         <w:tblStyle w:val="TableGrid"/>
         <w:tblW w:type="auto" w:w="0"/>
+        <w:jc w:val="center"/>
         <w:tblLook w:firstColumn="1" w:firstRow="1" w:lastColumn="0" w:lastRow="0" w:noHBand="0" w:noVBand="1" w:val="04A0"/>
       </w:tblPr>
       <w:tblGrid>
-        <w:gridCol w:w="2880"/>
-        <w:gridCol w:w="2880"/>
-        <w:gridCol w:w="2880"/>
+        <w:gridCol w:w="3213"/>
+        <w:gridCol w:w="3213"/>
+        <w:gridCol w:w="3213"/>
       </w:tblGrid>
       <w:tr>
+        <w:trPr>
+          <w:tblHeader w:val="true"/>
+        </w:trPr>
         <w:tc>
           <w:tcPr>
-            <w:tcW w:type="dxa" w:w="2880"/>
+            <w:tcW w:type="dxa" w:w="3213"/>
           </w:tcPr>
           <w:p>
+            <w:pPr>
+              <w:spacing w:line="240" w:lineRule="auto"/>
+              <w:ind w:firstLine="0"/>
+              <w:jc w:val="center"/>
+            </w:pPr>
             <w:r>
               <w:rPr>
                 <w:b/>
-                <w:sz w:val="22"/>
               </w:rPr>
             </w:r>
             <w:r>
               <w:rPr>
                 <w:b/>
-                <w:sz w:val="22"/>
+                <w:sz w:val="24"/>
               </w:rPr>
               <w:t>Підхід</w:t>
             </w:r>
@@ -314,19 +381,23 @@
         </w:tc>
         <w:tc>
           <w:tcPr>
-            <w:tcW w:type="dxa" w:w="2880"/>
+            <w:tcW w:type="dxa" w:w="3213"/>
           </w:tcPr>
           <w:p>
+            <w:pPr>
+              <w:spacing w:line="240" w:lineRule="auto"/>
+              <w:ind w:firstLine="0"/>
+              <w:jc w:val="center"/>
+            </w:pPr>
             <w:r>
               <w:rPr>
                 <w:b/>
-                <w:sz w:val="22"/>
               </w:rPr>
             </w:r>
             <w:r>
               <w:rPr>
                 <w:b/>
-                <w:sz w:val="22"/>
+                <w:sz w:val="24"/>
               </w:rPr>
               <w:t>Механізм</w:t>
             </w:r>
@@ -334,19 +405,23 @@
         </w:tc>
         <w:tc>
           <w:tcPr>
-            <w:tcW w:type="dxa" w:w="2880"/>
+            <w:tcW w:type="dxa" w:w="3213"/>
           </w:tcPr>
           <w:p>
+            <w:pPr>
+              <w:spacing w:line="240" w:lineRule="auto"/>
+              <w:ind w:firstLine="0"/>
+              <w:jc w:val="center"/>
+            </w:pPr>
             <w:r>
               <w:rPr>
                 <w:b/>
-                <w:sz w:val="22"/>
               </w:rPr>
             </w:r>
             <w:r>
               <w:rPr>
                 <w:b/>
-                <w:sz w:val="22"/>
+                <w:sz w:val="24"/>
               </w:rPr>
               <w:t>Обмеження</w:t>
             </w:r>
@@ -356,17 +431,18 @@
       <w:tr>
         <w:tc>
           <w:tcPr>
-            <w:tcW w:type="dxa" w:w="2880"/>
+            <w:tcW w:type="dxa" w:w="3213"/>
           </w:tcPr>
           <w:p>
+            <w:pPr>
+              <w:spacing w:line="240" w:lineRule="auto"/>
+              <w:ind w:firstLine="0"/>
+              <w:jc w:val="left"/>
+            </w:pPr>
+            <w:r/>
             <w:r>
               <w:rPr>
-                <w:sz w:val="22"/>
-              </w:rPr>
-            </w:r>
-            <w:r>
-              <w:rPr>
-                <w:sz w:val="22"/>
+                <w:sz w:val="24"/>
               </w:rPr>
               <w:t>Песимістичне блокування СУБД</w:t>
             </w:r>
@@ -374,18 +450,18 @@
         </w:tc>
         <w:tc>
           <w:tcPr>
-            <w:tcW w:type="dxa" w:w="2880"/>
+            <w:tcW w:type="dxa" w:w="3213"/>
           </w:tcPr>
           <w:p>
+            <w:pPr>
+              <w:spacing w:line="240" w:lineRule="auto"/>
+              <w:ind w:firstLine="0"/>
+              <w:jc w:val="left"/>
+            </w:pPr>
+            <w:r/>
             <w:r>
               <w:rPr>
-                <w:sz w:val="22"/>
-              </w:rPr>
-            </w:r>
-            <w:r>
-              <w:rPr>
-                <w:rFonts w:ascii="Consolas" w:hAnsi="Consolas"/>
-                <w:sz w:val="22"/>
+                <w:sz w:val="24"/>
               </w:rPr>
               <w:t>SELECT … FOR UPDATE</w:t>
             </w:r>
@@ -393,17 +469,18 @@
         </w:tc>
         <w:tc>
           <w:tcPr>
-            <w:tcW w:type="dxa" w:w="2880"/>
+            <w:tcW w:type="dxa" w:w="3213"/>
           </w:tcPr>
           <w:p>
+            <w:pPr>
+              <w:spacing w:line="240" w:lineRule="auto"/>
+              <w:ind w:firstLine="0"/>
+              <w:jc w:val="left"/>
+            </w:pPr>
+            <w:r/>
             <w:r>
               <w:rPr>
-                <w:sz w:val="22"/>
-              </w:rPr>
-            </w:r>
-            <w:r>
-              <w:rPr>
-                <w:sz w:val="22"/>
+                <w:sz w:val="24"/>
               </w:rPr>
               <w:t>черга очікування на «гарячому» рядку</w:t>
             </w:r>
@@ -413,18 +490,18 @@
       <w:tr>
         <w:tc>
           <w:tcPr>
-            <w:tcW w:type="dxa" w:w="2880"/>
+            <w:tcW w:type="dxa" w:w="3213"/>
           </w:tcPr>
           <w:p>
+            <w:pPr>
+              <w:spacing w:line="240" w:lineRule="auto"/>
+              <w:ind w:firstLine="0"/>
+              <w:jc w:val="left"/>
+            </w:pPr>
+            <w:r/>
             <w:r>
               <w:rPr>
-                <w:sz w:val="22"/>
-              </w:rPr>
-            </w:r>
-            <w:r>
-              <w:rPr>
-                <w:rFonts w:ascii="Consolas" w:hAnsi="Consolas"/>
-                <w:sz w:val="22"/>
+                <w:sz w:val="24"/>
               </w:rPr>
               <w:t>FOR UPDATE SKIP LOCKED</w:t>
             </w:r>
@@ -432,17 +509,18 @@
         </w:tc>
         <w:tc>
           <w:tcPr>
-            <w:tcW w:type="dxa" w:w="2880"/>
+            <w:tcW w:type="dxa" w:w="3213"/>
           </w:tcPr>
           <w:p>
+            <w:pPr>
+              <w:spacing w:line="240" w:lineRule="auto"/>
+              <w:ind w:firstLine="0"/>
+              <w:jc w:val="left"/>
+            </w:pPr>
+            <w:r/>
             <w:r>
               <w:rPr>
-                <w:sz w:val="22"/>
-              </w:rPr>
-            </w:r>
-            <w:r>
-              <w:rPr>
-                <w:sz w:val="22"/>
+                <w:sz w:val="24"/>
               </w:rPr>
               <w:t>пропуск заблокованих рядків</w:t>
             </w:r>
@@ -450,17 +528,18 @@
         </w:tc>
         <w:tc>
           <w:tcPr>
-            <w:tcW w:type="dxa" w:w="2880"/>
+            <w:tcW w:type="dxa" w:w="3213"/>
           </w:tcPr>
           <w:p>
+            <w:pPr>
+              <w:spacing w:line="240" w:lineRule="auto"/>
+              <w:ind w:firstLine="0"/>
+              <w:jc w:val="left"/>
+            </w:pPr>
+            <w:r/>
             <w:r>
               <w:rPr>
-                <w:sz w:val="22"/>
-              </w:rPr>
-            </w:r>
-            <w:r>
-              <w:rPr>
-                <w:sz w:val="22"/>
+                <w:sz w:val="24"/>
               </w:rPr>
               <w:t>вимагає моделювання лота як набору одиниць</w:t>
             </w:r>
@@ -470,17 +549,18 @@
       <w:tr>
         <w:tc>
           <w:tcPr>
-            <w:tcW w:type="dxa" w:w="2880"/>
+            <w:tcW w:type="dxa" w:w="3213"/>
           </w:tcPr>
           <w:p>
+            <w:pPr>
+              <w:spacing w:line="240" w:lineRule="auto"/>
+              <w:ind w:firstLine="0"/>
+              <w:jc w:val="left"/>
+            </w:pPr>
+            <w:r/>
             <w:r>
               <w:rPr>
-                <w:sz w:val="22"/>
-              </w:rPr>
-            </w:r>
-            <w:r>
-              <w:rPr>
-                <w:sz w:val="22"/>
+                <w:sz w:val="24"/>
               </w:rPr>
               <w:t>Оптимістичне блокування</w:t>
             </w:r>
@@ -488,17 +568,18 @@
         </w:tc>
         <w:tc>
           <w:tcPr>
-            <w:tcW w:type="dxa" w:w="2880"/>
+            <w:tcW w:type="dxa" w:w="3213"/>
           </w:tcPr>
           <w:p>
+            <w:pPr>
+              <w:spacing w:line="240" w:lineRule="auto"/>
+              <w:ind w:firstLine="0"/>
+              <w:jc w:val="left"/>
+            </w:pPr>
+            <w:r/>
             <w:r>
               <w:rPr>
-                <w:sz w:val="22"/>
-              </w:rPr>
-            </w:r>
-            <w:r>
-              <w:rPr>
-                <w:sz w:val="22"/>
+                <w:sz w:val="24"/>
               </w:rPr>
               <w:t>версія рядка, повтор при конфлікті</w:t>
             </w:r>
@@ -506,17 +587,18 @@
         </w:tc>
         <w:tc>
           <w:tcPr>
-            <w:tcW w:type="dxa" w:w="2880"/>
+            <w:tcW w:type="dxa" w:w="3213"/>
           </w:tcPr>
           <w:p>
+            <w:pPr>
+              <w:spacing w:line="240" w:lineRule="auto"/>
+              <w:ind w:firstLine="0"/>
+              <w:jc w:val="left"/>
+            </w:pPr>
+            <w:r/>
             <w:r>
               <w:rPr>
-                <w:sz w:val="22"/>
-              </w:rPr>
-            </w:r>
-            <w:r>
-              <w:rPr>
-                <w:sz w:val="22"/>
+                <w:sz w:val="24"/>
               </w:rPr>
               <w:t>лавина повторів під піковим навантаженням</w:t>
             </w:r>
@@ -526,30 +608,30 @@
       <w:tr>
         <w:tc>
           <w:tcPr>
-            <w:tcW w:type="dxa" w:w="2880"/>
+            <w:tcW w:type="dxa" w:w="3213"/>
           </w:tcPr>
           <w:p>
+            <w:pPr>
+              <w:spacing w:line="240" w:lineRule="auto"/>
+              <w:ind w:firstLine="0"/>
+              <w:jc w:val="left"/>
+            </w:pPr>
+            <w:r/>
             <w:r>
               <w:rPr>
-                <w:sz w:val="22"/>
+                <w:sz w:val="24"/>
               </w:rPr>
+              <w:t xml:space="preserve">Розподілене блокування (Redis </w:t>
             </w:r>
             <w:r>
               <w:rPr>
-                <w:sz w:val="22"/>
-              </w:rPr>
-              <w:t xml:space="preserve">Розподілений лок (Redis </w:t>
-            </w:r>
-            <w:r>
-              <w:rPr>
-                <w:rFonts w:ascii="Consolas" w:hAnsi="Consolas"/>
-                <w:sz w:val="22"/>
+                <w:sz w:val="24"/>
               </w:rPr>
               <w:t>SET NX PX</w:t>
             </w:r>
             <w:r>
               <w:rPr>
-                <w:sz w:val="22"/>
+                <w:sz w:val="24"/>
               </w:rPr>
               <w:t>)</w:t>
             </w:r>
@@ -557,17 +639,18 @@
         </w:tc>
         <w:tc>
           <w:tcPr>
-            <w:tcW w:type="dxa" w:w="2880"/>
+            <w:tcW w:type="dxa" w:w="3213"/>
           </w:tcPr>
           <w:p>
+            <w:pPr>
+              <w:spacing w:line="240" w:lineRule="auto"/>
+              <w:ind w:firstLine="0"/>
+              <w:jc w:val="left"/>
+            </w:pPr>
+            <w:r/>
             <w:r>
               <w:rPr>
-                <w:sz w:val="22"/>
-              </w:rPr>
-            </w:r>
-            <w:r>
-              <w:rPr>
-                <w:sz w:val="22"/>
+                <w:sz w:val="24"/>
               </w:rPr>
               <w:t>зовнішній координатор</w:t>
             </w:r>
@@ -575,17 +658,18 @@
         </w:tc>
         <w:tc>
           <w:tcPr>
-            <w:tcW w:type="dxa" w:w="2880"/>
+            <w:tcW w:type="dxa" w:w="3213"/>
           </w:tcPr>
           <w:p>
+            <w:pPr>
+              <w:spacing w:line="240" w:lineRule="auto"/>
+              <w:ind w:firstLine="0"/>
+              <w:jc w:val="left"/>
+            </w:pPr>
+            <w:r/>
             <w:r>
               <w:rPr>
-                <w:sz w:val="22"/>
-              </w:rPr>
-            </w:r>
-            <w:r>
-              <w:rPr>
-                <w:sz w:val="22"/>
+                <w:sz w:val="24"/>
               </w:rPr>
               <w:t>додатковий компонент, ризик розсинхронізації з СУБД</w:t>
             </w:r>
@@ -595,17 +679,18 @@
       <w:tr>
         <w:tc>
           <w:tcPr>
-            <w:tcW w:type="dxa" w:w="2880"/>
+            <w:tcW w:type="dxa" w:w="3213"/>
           </w:tcPr>
           <w:p>
+            <w:pPr>
+              <w:spacing w:line="240" w:lineRule="auto"/>
+              <w:ind w:firstLine="0"/>
+              <w:jc w:val="left"/>
+            </w:pPr>
+            <w:r/>
             <w:r>
               <w:rPr>
-                <w:sz w:val="22"/>
-              </w:rPr>
-            </w:r>
-            <w:r>
-              <w:rPr>
-                <w:sz w:val="22"/>
+                <w:sz w:val="24"/>
               </w:rPr>
               <w:t>Серіалізація через чергу</w:t>
             </w:r>
@@ -613,17 +698,18 @@
         </w:tc>
         <w:tc>
           <w:tcPr>
-            <w:tcW w:type="dxa" w:w="2880"/>
+            <w:tcW w:type="dxa" w:w="3213"/>
           </w:tcPr>
           <w:p>
+            <w:pPr>
+              <w:spacing w:line="240" w:lineRule="auto"/>
+              <w:ind w:firstLine="0"/>
+              <w:jc w:val="left"/>
+            </w:pPr>
+            <w:r/>
             <w:r>
               <w:rPr>
-                <w:sz w:val="22"/>
-              </w:rPr>
-            </w:r>
-            <w:r>
-              <w:rPr>
-                <w:sz w:val="22"/>
+                <w:sz w:val="24"/>
               </w:rPr>
               <w:t>один споживач на лот</w:t>
             </w:r>
@@ -631,17 +717,18 @@
         </w:tc>
         <w:tc>
           <w:tcPr>
-            <w:tcW w:type="dxa" w:w="2880"/>
+            <w:tcW w:type="dxa" w:w="3213"/>
           </w:tcPr>
           <w:p>
+            <w:pPr>
+              <w:spacing w:line="240" w:lineRule="auto"/>
+              <w:ind w:firstLine="0"/>
+              <w:jc w:val="left"/>
+            </w:pPr>
+            <w:r/>
             <w:r>
               <w:rPr>
-                <w:sz w:val="22"/>
-              </w:rPr>
-            </w:r>
-            <w:r>
-              <w:rPr>
-                <w:sz w:val="22"/>
+                <w:sz w:val="24"/>
               </w:rPr>
               <w:t>додаткова затримка, складність повернення відповіді</w:t>
             </w:r>
@@ -649,19 +736,20 @@
         </w:tc>
       </w:tr>
     </w:tbl>
-    <w:p/>
     <w:p>
       <w:pPr>
+        <w:ind w:firstLine="0"/>
+      </w:pPr>
+    </w:p>
+    <w:p>
+      <w:pPr>
+        <w:ind w:firstLine="709"/>
         <w:jc w:val="both"/>
       </w:pPr>
       <w:r>
         <w:t xml:space="preserve">Для односерверної PostgreSQL-конфігурації </w:t>
       </w:r>
       <w:r>
-        <w:rPr>
-          <w:rFonts w:ascii="Consolas" w:hAnsi="Consolas"/>
-          <w:sz w:val="24"/>
-        </w:rPr>
         <w:t>SELECT FOR UPDATE SKIP LOCKED</w:t>
       </w:r>
       <w:r>
@@ -678,8 +766,12 @@
     </w:p>
     <w:p>
       <w:pPr>
-        <w:pStyle w:val="ListBullet"/>
+        <w:ind w:firstLine="709"/>
+        <w:jc w:val="both"/>
       </w:pPr>
+      <w:r>
+        <w:t xml:space="preserve">– </w:t>
+      </w:r>
       <w:r>
         <w:rPr>
           <w:b/>
@@ -690,10 +782,6 @@
         <w:t xml:space="preserve"> — клієнт опитує API з фіксованим інтервалом; навантаження зростає як </w:t>
       </w:r>
       <w:r>
-        <w:rPr>
-          <w:rFonts w:ascii="Consolas" w:hAnsi="Consolas"/>
-          <w:sz w:val="24"/>
-        </w:rPr>
         <w:t>N_clients / interval</w:t>
       </w:r>
       <w:r>
@@ -702,8 +790,12 @@
     </w:p>
     <w:p>
       <w:pPr>
-        <w:pStyle w:val="ListBullet"/>
+        <w:ind w:firstLine="709"/>
+        <w:jc w:val="both"/>
       </w:pPr>
+      <w:r>
+        <w:t xml:space="preserve">– </w:t>
+      </w:r>
       <w:r>
         <w:rPr>
           <w:b/>
@@ -716,8 +808,12 @@
     </w:p>
     <w:p>
       <w:pPr>
-        <w:pStyle w:val="ListBullet"/>
+        <w:ind w:firstLine="709"/>
+        <w:jc w:val="both"/>
       </w:pPr>
+      <w:r>
+        <w:t xml:space="preserve">– </w:t>
+      </w:r>
       <w:r>
         <w:rPr>
           <w:b/>
@@ -730,6 +826,7 @@
     </w:p>
     <w:p>
       <w:pPr>
+        <w:ind w:firstLine="709"/>
         <w:jc w:val="both"/>
       </w:pPr>
       <w:r>
@@ -762,10 +859,11 @@
     </w:p>
     <w:p>
       <w:pPr>
+        <w:ind w:firstLine="709"/>
         <w:jc w:val="both"/>
       </w:pPr>
       <w:r>
-        <w:t>Архітектурний патерн: мікросервісна архітектура на засадах доменно-орієнтованого проєктування (DDD) із гексагональною архітектурою (ports &amp; adapters); Java 21 / Spring Boot; Kubernetes, мультирегіональне розгортання на AWS. Протоколи: REST (синхронно); AWS SQS, AWS SNS (асинхронно). Стек даних: MySQL (транзакційна), ElasticSearch (пошук/гео), Redis (кеш). Обмеження: модель Surprise Bag без ідентифікації SKU; розділення транзакційного й пошукового шарів створює ризик eventual consistency; відсутнє геопросторове розширення рівня PostGIS.</w:t>
+        <w:t>Архітектурний патерн: мікросервісна архітектура на засадах доменно-орієнтованого проєктування (DDD) із гексагональною архітектурою (ports &amp; adapters); Java 21 / Spring Boot; Kubernetes, мультирегіональне розгортання на AWS. Протоколи: REST (синхронно); AWS SQS, AWS SNS (асинхронно). Стек даних: MySQL (транзакційна), ElasticSearch (пошук/гео), Redis (кеш). Обмеження: модель Surprise Bag без ідентифікації SKU; розділення транзакційного й пошукового шарів створює ризик eventual consistency; відсутнє геопросторове розширення рівня PostGIS [1].</w:t>
       </w:r>
     </w:p>
     <w:p>
@@ -778,10 +876,17 @@
     </w:p>
     <w:p>
       <w:pPr>
+        <w:ind w:firstLine="709"/>
         <w:jc w:val="both"/>
       </w:pPr>
       <w:r>
-        <w:t>Архітектурний патерн: шарована розподілена архітектура з триступеневим захистом подвійного продажу (Redis NX-лок з TTL → оптимістичне блокування СУБД → UNIQUE-constraint). Протоколи: WebSocket/SSE; віртуальна черга на Redis (ZADD, FIFO, JWT-токени допуску). Стек даних: PostgreSQL + PgBouncer; Redis (300K+ reads/sec). Обмеження: нелінійне зростання складності через три незалежні механізми захисту; TTL-вікно звужує конкурентну пропускну здатність; віртуальна черга додає затримку навіть за наявності вільного інвентарю.</w:t>
+        <w:t xml:space="preserve">Архітектурний патерн: шарована розподілена архітектура з триступеневим захистом подвійного продажу (Redis-блокування </w:t>
+      </w:r>
+      <w:r>
+        <w:t>SET NX</w:t>
+      </w:r>
+      <w:r>
+        <w:t xml:space="preserve"> з TTL → оптимістичне блокування СУБД → UNIQUE-constraint). Протоколи: WebSocket/SSE; віртуальна черга на Redis (ZADD, FIFO, JWT-токени допуску). Стек даних: PostgreSQL + PgBouncer; Redis (300K+ reads/sec). Обмеження: нелінійне зростання складності через три незалежні механізми захисту; TTL-вікно звужує конкурентну пропускну здатність; віртуальна черга додає затримку навіть за наявності вільного інвентарю [2].</w:t>
       </w:r>
     </w:p>
     <w:p>
@@ -794,10 +899,11 @@
     </w:p>
     <w:p>
       <w:pPr>
+        <w:ind w:firstLine="709"/>
         <w:jc w:val="both"/>
       </w:pPr>
       <w:r>
-        <w:t>Архітектурний патерн: мікросервісна архітектура на керованому Google Kubernetes Engine; поетапна міграція з bare-metal (Digital Ocean) на GCP. Протоколи: Google Cloud Pub/Sub (асинхронно); Cloud Functions, Cloud Run (event-driven). Стек даних: BigQuery (OLAP), BigQuery ML для прогнозування попиту. Обмеження: аналітичний контур оптимізовано під пакетне прогнозування, а не потоковий перерахунок ціни лота в реальному часі; організаційний ризик compartmentalised domain knowledge.</w:t>
+        <w:t>Архітектурний патерн: мікросервісна архітектура на керованому Google Kubernetes Engine; поетапна міграція з bare-metal (Digital Ocean) на GCP. Протоколи: Google Cloud Pub/Sub (асинхронно); Cloud Functions, Cloud Run (event-driven). Стек даних: BigQuery (OLAP), BigQuery ML для прогнозування попиту. Обмеження: аналітичний контур оптимізовано під пакетне прогнозування, а не потоковий перерахунок ціни лота в реальному часі; організаційний ризик compartmentalised domain knowledge [3].</w:t>
       </w:r>
     </w:p>
     <w:p>
@@ -808,35 +914,63 @@
         <w:t>1.3.2. Порівняльна інженерна матриця</w:t>
       </w:r>
     </w:p>
+    <w:p>
+      <w:pPr>
+        <w:ind w:firstLine="709"/>
+        <w:jc w:val="both"/>
+      </w:pPr>
+      <w:r>
+        <w:t>Зведене порівняння аналогів за інженерними критеріями наведено в табл. 1.2.</w:t>
+      </w:r>
+    </w:p>
+    <w:p>
+      <w:pPr>
+        <w:keepNext/>
+        <w:spacing w:before="120"/>
+        <w:ind w:firstLine="0"/>
+        <w:jc w:val="left"/>
+      </w:pPr>
+      <w:r>
+        <w:t>Таблиця 1.2 – Порівняльна інженерна матриця аналогів</w:t>
+      </w:r>
+    </w:p>
     <w:tbl>
       <w:tblPr>
         <w:tblStyle w:val="TableGrid"/>
         <w:tblW w:type="auto" w:w="0"/>
+        <w:jc w:val="center"/>
         <w:tblLook w:firstColumn="1" w:firstRow="1" w:lastColumn="0" w:lastRow="0" w:noHBand="0" w:noVBand="1" w:val="04A0"/>
       </w:tblPr>
       <w:tblGrid>
-        <w:gridCol w:w="1728"/>
-        <w:gridCol w:w="1728"/>
-        <w:gridCol w:w="1728"/>
-        <w:gridCol w:w="1728"/>
-        <w:gridCol w:w="1728"/>
+        <w:gridCol w:w="1928"/>
+        <w:gridCol w:w="1928"/>
+        <w:gridCol w:w="1928"/>
+        <w:gridCol w:w="1928"/>
+        <w:gridCol w:w="1928"/>
       </w:tblGrid>
       <w:tr>
+        <w:trPr>
+          <w:tblHeader w:val="true"/>
+        </w:trPr>
         <w:tc>
           <w:tcPr>
-            <w:tcW w:type="dxa" w:w="1728"/>
+            <w:tcW w:type="dxa" w:w="1928"/>
           </w:tcPr>
           <w:p>
+            <w:pPr>
+              <w:spacing w:line="240" w:lineRule="auto"/>
+              <w:ind w:firstLine="0"/>
+              <w:jc w:val="center"/>
+            </w:pPr>
             <w:r>
               <w:rPr>
                 <w:b/>
-                <w:sz w:val="22"/>
               </w:rPr>
             </w:r>
             <w:r>
               <w:rPr>
                 <w:b/>
-                <w:sz w:val="22"/>
+                <w:sz w:val="24"/>
               </w:rPr>
               <w:t>Критерій</w:t>
             </w:r>
@@ -844,19 +978,23 @@
         </w:tc>
         <w:tc>
           <w:tcPr>
-            <w:tcW w:type="dxa" w:w="1728"/>
+            <w:tcW w:type="dxa" w:w="1928"/>
           </w:tcPr>
           <w:p>
+            <w:pPr>
+              <w:spacing w:line="240" w:lineRule="auto"/>
+              <w:ind w:firstLine="0"/>
+              <w:jc w:val="center"/>
+            </w:pPr>
             <w:r>
               <w:rPr>
                 <w:b/>
-                <w:sz w:val="22"/>
               </w:rPr>
             </w:r>
             <w:r>
               <w:rPr>
                 <w:b/>
-                <w:sz w:val="22"/>
+                <w:sz w:val="24"/>
               </w:rPr>
               <w:t>Тема 1</w:t>
             </w:r>
@@ -864,19 +1002,23 @@
         </w:tc>
         <w:tc>
           <w:tcPr>
-            <w:tcW w:type="dxa" w:w="1728"/>
+            <w:tcW w:type="dxa" w:w="1928"/>
           </w:tcPr>
           <w:p>
+            <w:pPr>
+              <w:spacing w:line="240" w:lineRule="auto"/>
+              <w:ind w:firstLine="0"/>
+              <w:jc w:val="center"/>
+            </w:pPr>
             <w:r>
               <w:rPr>
                 <w:b/>
-                <w:sz w:val="22"/>
               </w:rPr>
             </w:r>
             <w:r>
               <w:rPr>
                 <w:b/>
-                <w:sz w:val="22"/>
+                <w:sz w:val="24"/>
               </w:rPr>
               <w:t>Too Good To Go</w:t>
             </w:r>
@@ -884,19 +1026,23 @@
         </w:tc>
         <w:tc>
           <w:tcPr>
-            <w:tcW w:type="dxa" w:w="1728"/>
+            <w:tcW w:type="dxa" w:w="1928"/>
           </w:tcPr>
           <w:p>
+            <w:pPr>
+              <w:spacing w:line="240" w:lineRule="auto"/>
+              <w:ind w:firstLine="0"/>
+              <w:jc w:val="center"/>
+            </w:pPr>
             <w:r>
               <w:rPr>
                 <w:b/>
-                <w:sz w:val="22"/>
               </w:rPr>
             </w:r>
             <w:r>
               <w:rPr>
                 <w:b/>
-                <w:sz w:val="22"/>
+                <w:sz w:val="24"/>
               </w:rPr>
               <w:t>Ticketmaster</w:t>
             </w:r>
@@ -904,19 +1050,23 @@
         </w:tc>
         <w:tc>
           <w:tcPr>
-            <w:tcW w:type="dxa" w:w="1728"/>
+            <w:tcW w:type="dxa" w:w="1928"/>
           </w:tcPr>
           <w:p>
+            <w:pPr>
+              <w:spacing w:line="240" w:lineRule="auto"/>
+              <w:ind w:firstLine="0"/>
+              <w:jc w:val="center"/>
+            </w:pPr>
             <w:r>
               <w:rPr>
                 <w:b/>
-                <w:sz w:val="22"/>
               </w:rPr>
             </w:r>
             <w:r>
               <w:rPr>
                 <w:b/>
-                <w:sz w:val="22"/>
+                <w:sz w:val="24"/>
               </w:rPr>
               <w:t>Karma</w:t>
             </w:r>
@@ -926,17 +1076,18 @@
       <w:tr>
         <w:tc>
           <w:tcPr>
-            <w:tcW w:type="dxa" w:w="1728"/>
+            <w:tcW w:type="dxa" w:w="1928"/>
           </w:tcPr>
           <w:p>
+            <w:pPr>
+              <w:spacing w:line="240" w:lineRule="auto"/>
+              <w:ind w:firstLine="0"/>
+              <w:jc w:val="left"/>
+            </w:pPr>
+            <w:r/>
             <w:r>
               <w:rPr>
-                <w:sz w:val="22"/>
-              </w:rPr>
-            </w:r>
-            <w:r>
-              <w:rPr>
-                <w:sz w:val="22"/>
+                <w:sz w:val="24"/>
               </w:rPr>
               <w:t>Тип архітектури</w:t>
             </w:r>
@@ -944,17 +1095,18 @@
         </w:tc>
         <w:tc>
           <w:tcPr>
-            <w:tcW w:type="dxa" w:w="1728"/>
+            <w:tcW w:type="dxa" w:w="1928"/>
           </w:tcPr>
           <w:p>
+            <w:pPr>
+              <w:spacing w:line="240" w:lineRule="auto"/>
+              <w:ind w:firstLine="0"/>
+              <w:jc w:val="left"/>
+            </w:pPr>
+            <w:r/>
             <w:r>
               <w:rPr>
-                <w:sz w:val="22"/>
-              </w:rPr>
-            </w:r>
-            <w:r>
-              <w:rPr>
-                <w:sz w:val="22"/>
+                <w:sz w:val="24"/>
               </w:rPr>
               <w:t>Сервісна: NestJS-сервіси (Core API, Trading, Worker, Realtime) у Docker</w:t>
             </w:r>
@@ -962,17 +1114,18 @@
         </w:tc>
         <w:tc>
           <w:tcPr>
-            <w:tcW w:type="dxa" w:w="1728"/>
+            <w:tcW w:type="dxa" w:w="1928"/>
           </w:tcPr>
           <w:p>
+            <w:pPr>
+              <w:spacing w:line="240" w:lineRule="auto"/>
+              <w:ind w:firstLine="0"/>
+              <w:jc w:val="left"/>
+            </w:pPr>
+            <w:r/>
             <w:r>
               <w:rPr>
-                <w:sz w:val="22"/>
-              </w:rPr>
-            </w:r>
-            <w:r>
-              <w:rPr>
-                <w:sz w:val="22"/>
+                <w:sz w:val="24"/>
               </w:rPr>
               <w:t>Мікросервісна (DDD, Kubernetes)</w:t>
             </w:r>
@@ -980,17 +1133,18 @@
         </w:tc>
         <w:tc>
           <w:tcPr>
-            <w:tcW w:type="dxa" w:w="1728"/>
+            <w:tcW w:type="dxa" w:w="1928"/>
           </w:tcPr>
           <w:p>
+            <w:pPr>
+              <w:spacing w:line="240" w:lineRule="auto"/>
+              <w:ind w:firstLine="0"/>
+              <w:jc w:val="left"/>
+            </w:pPr>
+            <w:r/>
             <w:r>
               <w:rPr>
-                <w:sz w:val="22"/>
-              </w:rPr>
-            </w:r>
-            <w:r>
-              <w:rPr>
-                <w:sz w:val="22"/>
+                <w:sz w:val="24"/>
               </w:rPr>
               <w:t>Шарована розподілена</w:t>
             </w:r>
@@ -998,17 +1152,18 @@
         </w:tc>
         <w:tc>
           <w:tcPr>
-            <w:tcW w:type="dxa" w:w="1728"/>
+            <w:tcW w:type="dxa" w:w="1928"/>
           </w:tcPr>
           <w:p>
+            <w:pPr>
+              <w:spacing w:line="240" w:lineRule="auto"/>
+              <w:ind w:firstLine="0"/>
+              <w:jc w:val="left"/>
+            </w:pPr>
+            <w:r/>
             <w:r>
               <w:rPr>
-                <w:sz w:val="22"/>
-              </w:rPr>
-            </w:r>
-            <w:r>
-              <w:rPr>
-                <w:sz w:val="22"/>
+                <w:sz w:val="24"/>
               </w:rPr>
               <w:t>Мікросервісна (GKE)</w:t>
             </w:r>
@@ -1018,17 +1173,18 @@
       <w:tr>
         <w:tc>
           <w:tcPr>
-            <w:tcW w:type="dxa" w:w="1728"/>
+            <w:tcW w:type="dxa" w:w="1928"/>
           </w:tcPr>
           <w:p>
+            <w:pPr>
+              <w:spacing w:line="240" w:lineRule="auto"/>
+              <w:ind w:firstLine="0"/>
+              <w:jc w:val="left"/>
+            </w:pPr>
+            <w:r/>
             <w:r>
               <w:rPr>
-                <w:sz w:val="22"/>
-              </w:rPr>
-            </w:r>
-            <w:r>
-              <w:rPr>
-                <w:sz w:val="22"/>
+                <w:sz w:val="24"/>
               </w:rPr>
               <w:t>Протоколи обміну</w:t>
             </w:r>
@@ -1036,17 +1192,18 @@
         </w:tc>
         <w:tc>
           <w:tcPr>
-            <w:tcW w:type="dxa" w:w="1728"/>
+            <w:tcW w:type="dxa" w:w="1928"/>
           </w:tcPr>
           <w:p>
+            <w:pPr>
+              <w:spacing w:line="240" w:lineRule="auto"/>
+              <w:ind w:firstLine="0"/>
+              <w:jc w:val="left"/>
+            </w:pPr>
+            <w:r/>
             <w:r>
               <w:rPr>
-                <w:sz w:val="22"/>
-              </w:rPr>
-            </w:r>
-            <w:r>
-              <w:rPr>
-                <w:sz w:val="22"/>
+                <w:sz w:val="24"/>
               </w:rPr>
               <w:t>REST + WebSocket + черга BullMQ</w:t>
             </w:r>
@@ -1054,17 +1211,18 @@
         </w:tc>
         <w:tc>
           <w:tcPr>
-            <w:tcW w:type="dxa" w:w="1728"/>
+            <w:tcW w:type="dxa" w:w="1928"/>
           </w:tcPr>
           <w:p>
+            <w:pPr>
+              <w:spacing w:line="240" w:lineRule="auto"/>
+              <w:ind w:firstLine="0"/>
+              <w:jc w:val="left"/>
+            </w:pPr>
+            <w:r/>
             <w:r>
               <w:rPr>
-                <w:sz w:val="22"/>
-              </w:rPr>
-            </w:r>
-            <w:r>
-              <w:rPr>
-                <w:sz w:val="22"/>
+                <w:sz w:val="24"/>
               </w:rPr>
               <w:t>REST + SQS/SNS</w:t>
             </w:r>
@@ -1072,17 +1230,18 @@
         </w:tc>
         <w:tc>
           <w:tcPr>
-            <w:tcW w:type="dxa" w:w="1728"/>
+            <w:tcW w:type="dxa" w:w="1928"/>
           </w:tcPr>
           <w:p>
+            <w:pPr>
+              <w:spacing w:line="240" w:lineRule="auto"/>
+              <w:ind w:firstLine="0"/>
+              <w:jc w:val="left"/>
+            </w:pPr>
+            <w:r/>
             <w:r>
               <w:rPr>
-                <w:sz w:val="22"/>
-              </w:rPr>
-            </w:r>
-            <w:r>
-              <w:rPr>
-                <w:sz w:val="22"/>
+                <w:sz w:val="24"/>
               </w:rPr>
               <w:t>WebSocket/SSE + Redis-черга</w:t>
             </w:r>
@@ -1090,17 +1249,18 @@
         </w:tc>
         <w:tc>
           <w:tcPr>
-            <w:tcW w:type="dxa" w:w="1728"/>
+            <w:tcW w:type="dxa" w:w="1928"/>
           </w:tcPr>
           <w:p>
+            <w:pPr>
+              <w:spacing w:line="240" w:lineRule="auto"/>
+              <w:ind w:firstLine="0"/>
+              <w:jc w:val="left"/>
+            </w:pPr>
+            <w:r/>
             <w:r>
               <w:rPr>
-                <w:sz w:val="22"/>
-              </w:rPr>
-            </w:r>
-            <w:r>
-              <w:rPr>
-                <w:sz w:val="22"/>
+                <w:sz w:val="24"/>
               </w:rPr>
               <w:t>Pub/Sub, Cloud Functions</w:t>
             </w:r>
@@ -1110,17 +1270,18 @@
       <w:tr>
         <w:tc>
           <w:tcPr>
-            <w:tcW w:type="dxa" w:w="1728"/>
+            <w:tcW w:type="dxa" w:w="1928"/>
           </w:tcPr>
           <w:p>
+            <w:pPr>
+              <w:spacing w:line="240" w:lineRule="auto"/>
+              <w:ind w:firstLine="0"/>
+              <w:jc w:val="left"/>
+            </w:pPr>
+            <w:r/>
             <w:r>
               <w:rPr>
-                <w:sz w:val="22"/>
-              </w:rPr>
-            </w:r>
-            <w:r>
-              <w:rPr>
-                <w:sz w:val="22"/>
+                <w:sz w:val="24"/>
               </w:rPr>
               <w:t>СУБД / сховище</w:t>
             </w:r>
@@ -1128,17 +1289,18 @@
         </w:tc>
         <w:tc>
           <w:tcPr>
-            <w:tcW w:type="dxa" w:w="1728"/>
+            <w:tcW w:type="dxa" w:w="1928"/>
           </w:tcPr>
           <w:p>
+            <w:pPr>
+              <w:spacing w:line="240" w:lineRule="auto"/>
+              <w:ind w:firstLine="0"/>
+              <w:jc w:val="left"/>
+            </w:pPr>
+            <w:r/>
             <w:r>
               <w:rPr>
-                <w:sz w:val="22"/>
-              </w:rPr>
-            </w:r>
-            <w:r>
-              <w:rPr>
-                <w:sz w:val="22"/>
+                <w:sz w:val="24"/>
               </w:rPr>
               <w:t>PostgreSQL + PostGIS, Redis</w:t>
             </w:r>
@@ -1146,17 +1308,18 @@
         </w:tc>
         <w:tc>
           <w:tcPr>
-            <w:tcW w:type="dxa" w:w="1728"/>
+            <w:tcW w:type="dxa" w:w="1928"/>
           </w:tcPr>
           <w:p>
+            <w:pPr>
+              <w:spacing w:line="240" w:lineRule="auto"/>
+              <w:ind w:firstLine="0"/>
+              <w:jc w:val="left"/>
+            </w:pPr>
+            <w:r/>
             <w:r>
               <w:rPr>
-                <w:sz w:val="22"/>
-              </w:rPr>
-            </w:r>
-            <w:r>
-              <w:rPr>
-                <w:sz w:val="22"/>
+                <w:sz w:val="24"/>
               </w:rPr>
               <w:t>MySQL + ElasticSearch</w:t>
             </w:r>
@@ -1164,17 +1327,18 @@
         </w:tc>
         <w:tc>
           <w:tcPr>
-            <w:tcW w:type="dxa" w:w="1728"/>
+            <w:tcW w:type="dxa" w:w="1928"/>
           </w:tcPr>
           <w:p>
+            <w:pPr>
+              <w:spacing w:line="240" w:lineRule="auto"/>
+              <w:ind w:firstLine="0"/>
+              <w:jc w:val="left"/>
+            </w:pPr>
+            <w:r/>
             <w:r>
               <w:rPr>
-                <w:sz w:val="22"/>
-              </w:rPr>
-            </w:r>
-            <w:r>
-              <w:rPr>
-                <w:sz w:val="22"/>
+                <w:sz w:val="24"/>
               </w:rPr>
               <w:t>PostgreSQL + PgBouncer</w:t>
             </w:r>
@@ -1182,17 +1346,18 @@
         </w:tc>
         <w:tc>
           <w:tcPr>
-            <w:tcW w:type="dxa" w:w="1728"/>
+            <w:tcW w:type="dxa" w:w="1928"/>
           </w:tcPr>
           <w:p>
+            <w:pPr>
+              <w:spacing w:line="240" w:lineRule="auto"/>
+              <w:ind w:firstLine="0"/>
+              <w:jc w:val="left"/>
+            </w:pPr>
+            <w:r/>
             <w:r>
               <w:rPr>
-                <w:sz w:val="22"/>
-              </w:rPr>
-            </w:r>
-            <w:r>
-              <w:rPr>
-                <w:sz w:val="22"/>
+                <w:sz w:val="24"/>
               </w:rPr>
               <w:t>BigQuery (OLAP)</w:t>
             </w:r>
@@ -1202,17 +1367,18 @@
       <w:tr>
         <w:tc>
           <w:tcPr>
-            <w:tcW w:type="dxa" w:w="1728"/>
+            <w:tcW w:type="dxa" w:w="1928"/>
           </w:tcPr>
           <w:p>
+            <w:pPr>
+              <w:spacing w:line="240" w:lineRule="auto"/>
+              <w:ind w:firstLine="0"/>
+              <w:jc w:val="left"/>
+            </w:pPr>
+            <w:r/>
             <w:r>
               <w:rPr>
-                <w:sz w:val="22"/>
-              </w:rPr>
-            </w:r>
-            <w:r>
-              <w:rPr>
-                <w:sz w:val="22"/>
+                <w:sz w:val="24"/>
               </w:rPr>
               <w:t>Контроль конкурентного доступу</w:t>
             </w:r>
@@ -1220,17 +1386,18 @@
         </w:tc>
         <w:tc>
           <w:tcPr>
-            <w:tcW w:type="dxa" w:w="1728"/>
+            <w:tcW w:type="dxa" w:w="1928"/>
           </w:tcPr>
           <w:p>
+            <w:pPr>
+              <w:spacing w:line="240" w:lineRule="auto"/>
+              <w:ind w:firstLine="0"/>
+              <w:jc w:val="left"/>
+            </w:pPr>
+            <w:r/>
             <w:r>
               <w:rPr>
-                <w:sz w:val="22"/>
-              </w:rPr>
-            </w:r>
-            <w:r>
-              <w:rPr>
-                <w:sz w:val="22"/>
+                <w:sz w:val="24"/>
               </w:rPr>
               <w:t>SELECT FOR UPDATE SKIP LOCKED</w:t>
             </w:r>
@@ -1238,17 +1405,18 @@
         </w:tc>
         <w:tc>
           <w:tcPr>
-            <w:tcW w:type="dxa" w:w="1728"/>
+            <w:tcW w:type="dxa" w:w="1928"/>
           </w:tcPr>
           <w:p>
+            <w:pPr>
+              <w:spacing w:line="240" w:lineRule="auto"/>
+              <w:ind w:firstLine="0"/>
+              <w:jc w:val="left"/>
+            </w:pPr>
+            <w:r/>
             <w:r>
               <w:rPr>
-                <w:sz w:val="22"/>
-              </w:rPr>
-            </w:r>
-            <w:r>
-              <w:rPr>
-                <w:sz w:val="22"/>
+                <w:sz w:val="24"/>
               </w:rPr>
               <w:t>не розкрито</w:t>
             </w:r>
@@ -1256,35 +1424,37 @@
         </w:tc>
         <w:tc>
           <w:tcPr>
-            <w:tcW w:type="dxa" w:w="1728"/>
+            <w:tcW w:type="dxa" w:w="1928"/>
           </w:tcPr>
           <w:p>
+            <w:pPr>
+              <w:spacing w:line="240" w:lineRule="auto"/>
+              <w:ind w:firstLine="0"/>
+              <w:jc w:val="left"/>
+            </w:pPr>
+            <w:r/>
             <w:r>
               <w:rPr>
-                <w:sz w:val="22"/>
+                <w:sz w:val="24"/>
               </w:rPr>
-            </w:r>
-            <w:r>
-              <w:rPr>
-                <w:sz w:val="22"/>
-              </w:rPr>
-              <w:t>Redis-лок + optimistic lock + UNIQUE</w:t>
+              <w:t>Redis-блокування + оптимістичне блокування + UNIQUE</w:t>
             </w:r>
           </w:p>
         </w:tc>
         <w:tc>
           <w:tcPr>
-            <w:tcW w:type="dxa" w:w="1728"/>
+            <w:tcW w:type="dxa" w:w="1928"/>
           </w:tcPr>
           <w:p>
+            <w:pPr>
+              <w:spacing w:line="240" w:lineRule="auto"/>
+              <w:ind w:firstLine="0"/>
+              <w:jc w:val="left"/>
+            </w:pPr>
+            <w:r/>
             <w:r>
               <w:rPr>
-                <w:sz w:val="22"/>
-              </w:rPr>
-            </w:r>
-            <w:r>
-              <w:rPr>
-                <w:sz w:val="22"/>
+                <w:sz w:val="24"/>
               </w:rPr>
               <w:t>не розкрито</w:t>
             </w:r>
@@ -1294,17 +1464,18 @@
       <w:tr>
         <w:tc>
           <w:tcPr>
-            <w:tcW w:type="dxa" w:w="1728"/>
+            <w:tcW w:type="dxa" w:w="1928"/>
           </w:tcPr>
           <w:p>
+            <w:pPr>
+              <w:spacing w:line="240" w:lineRule="auto"/>
+              <w:ind w:firstLine="0"/>
+              <w:jc w:val="left"/>
+            </w:pPr>
+            <w:r/>
             <w:r>
               <w:rPr>
-                <w:sz w:val="22"/>
-              </w:rPr>
-            </w:r>
-            <w:r>
-              <w:rPr>
-                <w:sz w:val="22"/>
+                <w:sz w:val="24"/>
               </w:rPr>
               <w:t>Геопросторові можливості</w:t>
             </w:r>
@@ -1312,17 +1483,18 @@
         </w:tc>
         <w:tc>
           <w:tcPr>
-            <w:tcW w:type="dxa" w:w="1728"/>
+            <w:tcW w:type="dxa" w:w="1928"/>
           </w:tcPr>
           <w:p>
+            <w:pPr>
+              <w:spacing w:line="240" w:lineRule="auto"/>
+              <w:ind w:firstLine="0"/>
+              <w:jc w:val="left"/>
+            </w:pPr>
+            <w:r/>
             <w:r>
               <w:rPr>
-                <w:sz w:val="22"/>
-              </w:rPr>
-            </w:r>
-            <w:r>
-              <w:rPr>
-                <w:sz w:val="22"/>
+                <w:sz w:val="24"/>
               </w:rPr>
               <w:t>PostGIS, GiST, ST_ClusterDBSCAN</w:t>
             </w:r>
@@ -1330,17 +1502,18 @@
         </w:tc>
         <w:tc>
           <w:tcPr>
-            <w:tcW w:type="dxa" w:w="1728"/>
+            <w:tcW w:type="dxa" w:w="1928"/>
           </w:tcPr>
           <w:p>
+            <w:pPr>
+              <w:spacing w:line="240" w:lineRule="auto"/>
+              <w:ind w:firstLine="0"/>
+              <w:jc w:val="left"/>
+            </w:pPr>
+            <w:r/>
             <w:r>
               <w:rPr>
-                <w:sz w:val="22"/>
-              </w:rPr>
-            </w:r>
-            <w:r>
-              <w:rPr>
-                <w:sz w:val="22"/>
+                <w:sz w:val="24"/>
               </w:rPr>
               <w:t>ElasticSearch-індекс</w:t>
             </w:r>
@@ -1348,17 +1521,18 @@
         </w:tc>
         <w:tc>
           <w:tcPr>
-            <w:tcW w:type="dxa" w:w="1728"/>
+            <w:tcW w:type="dxa" w:w="1928"/>
           </w:tcPr>
           <w:p>
+            <w:pPr>
+              <w:spacing w:line="240" w:lineRule="auto"/>
+              <w:ind w:firstLine="0"/>
+              <w:jc w:val="left"/>
+            </w:pPr>
+            <w:r/>
             <w:r>
               <w:rPr>
-                <w:sz w:val="22"/>
-              </w:rPr>
-            </w:r>
-            <w:r>
-              <w:rPr>
-                <w:sz w:val="22"/>
+                <w:sz w:val="24"/>
               </w:rPr>
               <w:t>не застосовується</w:t>
             </w:r>
@@ -1366,17 +1540,18 @@
         </w:tc>
         <w:tc>
           <w:tcPr>
-            <w:tcW w:type="dxa" w:w="1728"/>
+            <w:tcW w:type="dxa" w:w="1928"/>
           </w:tcPr>
           <w:p>
+            <w:pPr>
+              <w:spacing w:line="240" w:lineRule="auto"/>
+              <w:ind w:firstLine="0"/>
+              <w:jc w:val="left"/>
+            </w:pPr>
+            <w:r/>
             <w:r>
               <w:rPr>
-                <w:sz w:val="22"/>
-              </w:rPr>
-            </w:r>
-            <w:r>
-              <w:rPr>
-                <w:sz w:val="22"/>
+                <w:sz w:val="24"/>
               </w:rPr>
               <w:t>не розкрито</w:t>
             </w:r>
@@ -1386,17 +1561,18 @@
       <w:tr>
         <w:tc>
           <w:tcPr>
-            <w:tcW w:type="dxa" w:w="1728"/>
+            <w:tcW w:type="dxa" w:w="1928"/>
           </w:tcPr>
           <w:p>
+            <w:pPr>
+              <w:spacing w:line="240" w:lineRule="auto"/>
+              <w:ind w:firstLine="0"/>
+              <w:jc w:val="left"/>
+            </w:pPr>
+            <w:r/>
             <w:r>
               <w:rPr>
-                <w:sz w:val="22"/>
-              </w:rPr>
-            </w:r>
-            <w:r>
-              <w:rPr>
-                <w:sz w:val="22"/>
+                <w:sz w:val="24"/>
               </w:rPr>
               <w:t>Хмарна інфраструктура</w:t>
             </w:r>
@@ -1404,17 +1580,18 @@
         </w:tc>
         <w:tc>
           <w:tcPr>
-            <w:tcW w:type="dxa" w:w="1728"/>
+            <w:tcW w:type="dxa" w:w="1928"/>
           </w:tcPr>
           <w:p>
+            <w:pPr>
+              <w:spacing w:line="240" w:lineRule="auto"/>
+              <w:ind w:firstLine="0"/>
+              <w:jc w:val="left"/>
+            </w:pPr>
+            <w:r/>
             <w:r>
               <w:rPr>
-                <w:sz w:val="22"/>
-              </w:rPr>
-            </w:r>
-            <w:r>
-              <w:rPr>
-                <w:sz w:val="22"/>
+                <w:sz w:val="24"/>
               </w:rPr>
               <w:t>Docker Compose + GitHub Actions</w:t>
             </w:r>
@@ -1422,17 +1599,18 @@
         </w:tc>
         <w:tc>
           <w:tcPr>
-            <w:tcW w:type="dxa" w:w="1728"/>
+            <w:tcW w:type="dxa" w:w="1928"/>
           </w:tcPr>
           <w:p>
+            <w:pPr>
+              <w:spacing w:line="240" w:lineRule="auto"/>
+              <w:ind w:firstLine="0"/>
+              <w:jc w:val="left"/>
+            </w:pPr>
+            <w:r/>
             <w:r>
               <w:rPr>
-                <w:sz w:val="22"/>
-              </w:rPr>
-            </w:r>
-            <w:r>
-              <w:rPr>
-                <w:sz w:val="22"/>
+                <w:sz w:val="24"/>
               </w:rPr>
               <w:t>AWS, multi-region K8s</w:t>
             </w:r>
@@ -1440,17 +1618,18 @@
         </w:tc>
         <w:tc>
           <w:tcPr>
-            <w:tcW w:type="dxa" w:w="1728"/>
+            <w:tcW w:type="dxa" w:w="1928"/>
           </w:tcPr>
           <w:p>
+            <w:pPr>
+              <w:spacing w:line="240" w:lineRule="auto"/>
+              <w:ind w:firstLine="0"/>
+              <w:jc w:val="left"/>
+            </w:pPr>
+            <w:r/>
             <w:r>
               <w:rPr>
-                <w:sz w:val="22"/>
-              </w:rPr>
-            </w:r>
-            <w:r>
-              <w:rPr>
-                <w:sz w:val="22"/>
+                <w:sz w:val="24"/>
               </w:rPr>
               <w:t>CDN, автомасштабування</w:t>
             </w:r>
@@ -1458,17 +1637,18 @@
         </w:tc>
         <w:tc>
           <w:tcPr>
-            <w:tcW w:type="dxa" w:w="1728"/>
+            <w:tcW w:type="dxa" w:w="1928"/>
           </w:tcPr>
           <w:p>
+            <w:pPr>
+              <w:spacing w:line="240" w:lineRule="auto"/>
+              <w:ind w:firstLine="0"/>
+              <w:jc w:val="left"/>
+            </w:pPr>
+            <w:r/>
             <w:r>
               <w:rPr>
-                <w:sz w:val="22"/>
-              </w:rPr>
-            </w:r>
-            <w:r>
-              <w:rPr>
-                <w:sz w:val="22"/>
+                <w:sz w:val="24"/>
               </w:rPr>
               <w:t>GCP (GKE, Cloud Run)</w:t>
             </w:r>
@@ -1476,7 +1656,11 @@
         </w:tc>
       </w:tr>
     </w:tbl>
-    <w:p/>
+    <w:p>
+      <w:pPr>
+        <w:ind w:firstLine="0"/>
+      </w:pPr>
+    </w:p>
     <w:p>
       <w:pPr>
         <w:pStyle w:val="Heading3"/>
@@ -1487,6 +1671,7 @@
     </w:p>
     <w:p>
       <w:pPr>
+        <w:ind w:firstLine="709"/>
         <w:jc w:val="both"/>
       </w:pPr>
       <w:r>
@@ -1511,14 +1696,16 @@
     </w:p>
     <w:p>
       <w:pPr>
+        <w:ind w:firstLine="709"/>
         <w:jc w:val="both"/>
       </w:pPr>
       <w:r>
-        <w:t>Предметною областю є цифровий перерозподіл харчових продуктів з обмеженим терміном придатності (surplus food redistribution) між закладами харчування чи ритейлом та кінцевими споживачами. За оцінкою UNEP Food Waste Index Report 2024, у 2022 році у світі втрачено близько 1,05 млрд т харчових продуктів (19% доступних споживачам), з них приблизно 28% — у секторі громадського харчування. Переглянута Рамкова директива ЄС про відходи (2025) встановлює цільове скорочення харчових відходів у роздрібній торгівлі та споживанні на 30% на особу до 2030 року, що формує регуляторний попит на програмні засоби перерозподілу.</w:t>
+        <w:t>Предметною областю є цифровий перерозподіл харчових продуктів з обмеженим терміном придатності (surplus food redistribution) між закладами харчування чи ритейлом та кінцевими споживачами. За оцінкою UNEP Food Waste Index Report 2024 [4], у 2022 році у світі втрачено близько 1,05 млрд т харчових продуктів (19% доступних споживачам), з них приблизно 28% — у секторі громадського харчування. Директива (ЄС) 2025/1892 [5], що змінює Рамкову директиву про відходи 2008/98/ЄС, встановлює обов'язкове скорочення харчових відходів у роздрібній торгівлі, громадському харчуванні та домогосподарствах на 30% на особу до кінця 2030 року (базовий період — 2021–2023 рр.), що формує регуляторний попит на програмні засоби перерозподілу.</w:t>
       </w:r>
     </w:p>
     <w:p>
       <w:pPr>
+        <w:ind w:firstLine="709"/>
         <w:jc w:val="both"/>
       </w:pPr>
       <w:r>
@@ -1535,41 +1722,58 @@
     </w:p>
     <w:p>
       <w:pPr>
+        <w:ind w:firstLine="709"/>
         <w:jc w:val="both"/>
       </w:pPr>
       <w:r>
-        <w:rPr>
-          <w:b/>
-        </w:rPr>
-        <w:t>Актори:</w:t>
+        <w:t>Ключових акторів системи наведено в табл. 1.3.</w:t>
+      </w:r>
+    </w:p>
+    <w:p>
+      <w:pPr>
+        <w:keepNext/>
+        <w:spacing w:before="120"/>
+        <w:ind w:firstLine="0"/>
+        <w:jc w:val="left"/>
+      </w:pPr>
+      <w:r>
+        <w:t>Таблиця 1.3 – Ключові актори предметної області</w:t>
       </w:r>
     </w:p>
     <w:tbl>
       <w:tblPr>
         <w:tblStyle w:val="TableGrid"/>
         <w:tblW w:type="auto" w:w="0"/>
+        <w:jc w:val="center"/>
         <w:tblLook w:firstColumn="1" w:firstRow="1" w:lastColumn="0" w:lastRow="0" w:noHBand="0" w:noVBand="1" w:val="04A0"/>
       </w:tblPr>
       <w:tblGrid>
-        <w:gridCol w:w="4320"/>
-        <w:gridCol w:w="4320"/>
+        <w:gridCol w:w="4819"/>
+        <w:gridCol w:w="4819"/>
       </w:tblGrid>
       <w:tr>
+        <w:trPr>
+          <w:tblHeader w:val="true"/>
+        </w:trPr>
         <w:tc>
           <w:tcPr>
-            <w:tcW w:type="dxa" w:w="4320"/>
+            <w:tcW w:type="dxa" w:w="4819"/>
           </w:tcPr>
           <w:p>
+            <w:pPr>
+              <w:spacing w:line="240" w:lineRule="auto"/>
+              <w:ind w:firstLine="0"/>
+              <w:jc w:val="center"/>
+            </w:pPr>
             <w:r>
               <w:rPr>
                 <w:b/>
-                <w:sz w:val="22"/>
               </w:rPr>
             </w:r>
             <w:r>
               <w:rPr>
                 <w:b/>
-                <w:sz w:val="22"/>
+                <w:sz w:val="24"/>
               </w:rPr>
               <w:t>Актор</w:t>
             </w:r>
@@ -1577,19 +1781,23 @@
         </w:tc>
         <w:tc>
           <w:tcPr>
-            <w:tcW w:type="dxa" w:w="4320"/>
+            <w:tcW w:type="dxa" w:w="4819"/>
           </w:tcPr>
           <w:p>
+            <w:pPr>
+              <w:spacing w:line="240" w:lineRule="auto"/>
+              <w:ind w:firstLine="0"/>
+              <w:jc w:val="center"/>
+            </w:pPr>
             <w:r>
               <w:rPr>
                 <w:b/>
-                <w:sz w:val="22"/>
               </w:rPr>
             </w:r>
             <w:r>
               <w:rPr>
                 <w:b/>
-                <w:sz w:val="22"/>
+                <w:sz w:val="24"/>
               </w:rPr>
               <w:t>Роль у системі</w:t>
             </w:r>
@@ -1599,17 +1807,18 @@
       <w:tr>
         <w:tc>
           <w:tcPr>
-            <w:tcW w:type="dxa" w:w="4320"/>
+            <w:tcW w:type="dxa" w:w="4819"/>
           </w:tcPr>
           <w:p>
+            <w:pPr>
+              <w:spacing w:line="240" w:lineRule="auto"/>
+              <w:ind w:firstLine="0"/>
+              <w:jc w:val="left"/>
+            </w:pPr>
+            <w:r/>
             <w:r>
               <w:rPr>
-                <w:sz w:val="22"/>
-              </w:rPr>
-            </w:r>
-            <w:r>
-              <w:rPr>
-                <w:sz w:val="22"/>
+                <w:sz w:val="24"/>
               </w:rPr>
               <w:t>Покупець (Consumer)</w:t>
             </w:r>
@@ -1617,17 +1826,18 @@
         </w:tc>
         <w:tc>
           <w:tcPr>
-            <w:tcW w:type="dxa" w:w="4320"/>
+            <w:tcW w:type="dxa" w:w="4819"/>
           </w:tcPr>
           <w:p>
+            <w:pPr>
+              <w:spacing w:line="240" w:lineRule="auto"/>
+              <w:ind w:firstLine="0"/>
+              <w:jc w:val="left"/>
+            </w:pPr>
+            <w:r/>
             <w:r>
               <w:rPr>
-                <w:sz w:val="22"/>
-              </w:rPr>
-            </w:r>
-            <w:r>
-              <w:rPr>
-                <w:sz w:val="22"/>
+                <w:sz w:val="24"/>
               </w:rPr>
               <w:t>шукає лоти поруч, купує, створює лімітні ордери</w:t>
             </w:r>
@@ -1637,17 +1847,18 @@
       <w:tr>
         <w:tc>
           <w:tcPr>
-            <w:tcW w:type="dxa" w:w="4320"/>
+            <w:tcW w:type="dxa" w:w="4819"/>
           </w:tcPr>
           <w:p>
+            <w:pPr>
+              <w:spacing w:line="240" w:lineRule="auto"/>
+              <w:ind w:firstLine="0"/>
+              <w:jc w:val="left"/>
+            </w:pPr>
+            <w:r/>
             <w:r>
               <w:rPr>
-                <w:sz w:val="22"/>
-              </w:rPr>
-            </w:r>
-            <w:r>
-              <w:rPr>
-                <w:sz w:val="22"/>
+                <w:sz w:val="24"/>
               </w:rPr>
               <w:t>Заклад (Merchant)</w:t>
             </w:r>
@@ -1655,17 +1866,18 @@
         </w:tc>
         <w:tc>
           <w:tcPr>
-            <w:tcW w:type="dxa" w:w="4320"/>
+            <w:tcW w:type="dxa" w:w="4819"/>
           </w:tcPr>
           <w:p>
+            <w:pPr>
+              <w:spacing w:line="240" w:lineRule="auto"/>
+              <w:ind w:firstLine="0"/>
+              <w:jc w:val="left"/>
+            </w:pPr>
+            <w:r/>
             <w:r>
               <w:rPr>
-                <w:sz w:val="22"/>
-              </w:rPr>
-            </w:r>
-            <w:r>
-              <w:rPr>
-                <w:sz w:val="22"/>
+                <w:sz w:val="24"/>
               </w:rPr>
               <w:t>публікує лоти через незалежну B2B-систему (Тема 2)</w:t>
             </w:r>
@@ -1675,17 +1887,18 @@
       <w:tr>
         <w:tc>
           <w:tcPr>
-            <w:tcW w:type="dxa" w:w="4320"/>
+            <w:tcW w:type="dxa" w:w="4819"/>
           </w:tcPr>
           <w:p>
+            <w:pPr>
+              <w:spacing w:line="240" w:lineRule="auto"/>
+              <w:ind w:firstLine="0"/>
+              <w:jc w:val="left"/>
+            </w:pPr>
+            <w:r/>
             <w:r>
               <w:rPr>
-                <w:sz w:val="22"/>
-              </w:rPr>
-            </w:r>
-            <w:r>
-              <w:rPr>
-                <w:sz w:val="22"/>
+                <w:sz w:val="24"/>
               </w:rPr>
               <w:t>B2B-система (Тема 2)</w:t>
             </w:r>
@@ -1693,19 +1906,20 @@
         </w:tc>
         <w:tc>
           <w:tcPr>
-            <w:tcW w:type="dxa" w:w="4320"/>
+            <w:tcW w:type="dxa" w:w="4819"/>
           </w:tcPr>
           <w:p>
+            <w:pPr>
+              <w:spacing w:line="240" w:lineRule="auto"/>
+              <w:ind w:firstLine="0"/>
+              <w:jc w:val="left"/>
+            </w:pPr>
+            <w:r/>
             <w:r>
               <w:rPr>
-                <w:sz w:val="22"/>
+                <w:sz w:val="24"/>
               </w:rPr>
-            </w:r>
-            <w:r>
-              <w:rPr>
-                <w:sz w:val="22"/>
-              </w:rPr>
-              <w:t>джерело фіду лотів, отримувач підтверджень транзакцій</w:t>
+              <w:t>джерело потоку лотів, отримувач підтверджень транзакцій</w:t>
             </w:r>
           </w:p>
         </w:tc>
@@ -1713,17 +1927,18 @@
       <w:tr>
         <w:tc>
           <w:tcPr>
-            <w:tcW w:type="dxa" w:w="4320"/>
+            <w:tcW w:type="dxa" w:w="4819"/>
           </w:tcPr>
           <w:p>
+            <w:pPr>
+              <w:spacing w:line="240" w:lineRule="auto"/>
+              <w:ind w:firstLine="0"/>
+              <w:jc w:val="left"/>
+            </w:pPr>
+            <w:r/>
             <w:r>
               <w:rPr>
-                <w:sz w:val="22"/>
-              </w:rPr>
-            </w:r>
-            <w:r>
-              <w:rPr>
-                <w:sz w:val="22"/>
+                <w:sz w:val="24"/>
               </w:rPr>
               <w:t>Платіжний провайдер</w:t>
             </w:r>
@@ -1731,17 +1946,18 @@
         </w:tc>
         <w:tc>
           <w:tcPr>
-            <w:tcW w:type="dxa" w:w="4320"/>
+            <w:tcW w:type="dxa" w:w="4819"/>
           </w:tcPr>
           <w:p>
+            <w:pPr>
+              <w:spacing w:line="240" w:lineRule="auto"/>
+              <w:ind w:firstLine="0"/>
+              <w:jc w:val="left"/>
+            </w:pPr>
+            <w:r/>
             <w:r>
               <w:rPr>
-                <w:sz w:val="22"/>
-              </w:rPr>
-            </w:r>
-            <w:r>
-              <w:rPr>
-                <w:sz w:val="22"/>
+                <w:sz w:val="24"/>
               </w:rPr>
               <w:t>авторизація та списання коштів (зовнішній сервіс)</w:t>
             </w:r>
@@ -1751,17 +1967,18 @@
       <w:tr>
         <w:tc>
           <w:tcPr>
-            <w:tcW w:type="dxa" w:w="4320"/>
+            <w:tcW w:type="dxa" w:w="4819"/>
           </w:tcPr>
           <w:p>
+            <w:pPr>
+              <w:spacing w:line="240" w:lineRule="auto"/>
+              <w:ind w:firstLine="0"/>
+              <w:jc w:val="left"/>
+            </w:pPr>
+            <w:r/>
             <w:r>
               <w:rPr>
-                <w:sz w:val="22"/>
-              </w:rPr>
-            </w:r>
-            <w:r>
-              <w:rPr>
-                <w:sz w:val="22"/>
+                <w:sz w:val="24"/>
               </w:rPr>
               <w:t>Адміністратор платформи</w:t>
             </w:r>
@@ -1769,17 +1986,18 @@
         </w:tc>
         <w:tc>
           <w:tcPr>
-            <w:tcW w:type="dxa" w:w="4320"/>
+            <w:tcW w:type="dxa" w:w="4819"/>
           </w:tcPr>
           <w:p>
+            <w:pPr>
+              <w:spacing w:line="240" w:lineRule="auto"/>
+              <w:ind w:firstLine="0"/>
+              <w:jc w:val="left"/>
+            </w:pPr>
+            <w:r/>
             <w:r>
               <w:rPr>
-                <w:sz w:val="22"/>
-              </w:rPr>
-            </w:r>
-            <w:r>
-              <w:rPr>
-                <w:sz w:val="22"/>
+                <w:sz w:val="24"/>
               </w:rPr>
               <w:t>модерація закладів, моніторинг, параметри алгоритмів</w:t>
             </w:r>
@@ -1789,17 +2007,18 @@
       <w:tr>
         <w:tc>
           <w:tcPr>
-            <w:tcW w:type="dxa" w:w="4320"/>
+            <w:tcW w:type="dxa" w:w="4819"/>
           </w:tcPr>
           <w:p>
+            <w:pPr>
+              <w:spacing w:line="240" w:lineRule="auto"/>
+              <w:ind w:firstLine="0"/>
+              <w:jc w:val="left"/>
+            </w:pPr>
+            <w:r/>
             <w:r>
               <w:rPr>
-                <w:sz w:val="22"/>
-              </w:rPr>
-            </w:r>
-            <w:r>
-              <w:rPr>
-                <w:sz w:val="22"/>
+                <w:sz w:val="24"/>
               </w:rPr>
               <w:t>Планувальник (System Scheduler)</w:t>
             </w:r>
@@ -1807,17 +2026,18 @@
         </w:tc>
         <w:tc>
           <w:tcPr>
-            <w:tcW w:type="dxa" w:w="4320"/>
+            <w:tcW w:type="dxa" w:w="4819"/>
           </w:tcPr>
           <w:p>
+            <w:pPr>
+              <w:spacing w:line="240" w:lineRule="auto"/>
+              <w:ind w:firstLine="0"/>
+              <w:jc w:val="left"/>
+            </w:pPr>
+            <w:r/>
             <w:r>
               <w:rPr>
-                <w:sz w:val="22"/>
-              </w:rPr>
-            </w:r>
-            <w:r>
-              <w:rPr>
-                <w:sz w:val="22"/>
+                <w:sz w:val="24"/>
               </w:rPr>
               <w:t>системний актор: періодичний перерахунок цін і зняття прострочених лотів</w:t>
             </w:r>
@@ -1825,44 +2045,65 @@
         </w:tc>
       </w:tr>
     </w:tbl>
-    <w:p/>
     <w:p>
       <w:pPr>
+        <w:ind w:firstLine="0"/>
+      </w:pPr>
+    </w:p>
+    <w:p>
+      <w:pPr>
+        <w:ind w:firstLine="709"/>
         <w:jc w:val="both"/>
       </w:pPr>
       <w:r>
-        <w:rPr>
-          <w:b/>
-        </w:rPr>
-        <w:t>Сутності:</w:t>
+        <w:t>Базові інформаційні сутності та їхні ключові атрибути наведено в табл. 1.4.</w:t>
+      </w:r>
+    </w:p>
+    <w:p>
+      <w:pPr>
+        <w:keepNext/>
+        <w:spacing w:before="120"/>
+        <w:ind w:firstLine="0"/>
+        <w:jc w:val="left"/>
+      </w:pPr>
+      <w:r>
+        <w:t>Таблиця 1.4 – Ключові сутності предметної області</w:t>
       </w:r>
     </w:p>
     <w:tbl>
       <w:tblPr>
         <w:tblStyle w:val="TableGrid"/>
         <w:tblW w:type="auto" w:w="0"/>
+        <w:jc w:val="center"/>
         <w:tblLook w:firstColumn="1" w:firstRow="1" w:lastColumn="0" w:lastRow="0" w:noHBand="0" w:noVBand="1" w:val="04A0"/>
       </w:tblPr>
       <w:tblGrid>
-        <w:gridCol w:w="4320"/>
-        <w:gridCol w:w="4320"/>
+        <w:gridCol w:w="4819"/>
+        <w:gridCol w:w="4819"/>
       </w:tblGrid>
       <w:tr>
+        <w:trPr>
+          <w:tblHeader w:val="true"/>
+        </w:trPr>
         <w:tc>
           <w:tcPr>
-            <w:tcW w:type="dxa" w:w="4320"/>
+            <w:tcW w:type="dxa" w:w="4819"/>
           </w:tcPr>
           <w:p>
+            <w:pPr>
+              <w:spacing w:line="240" w:lineRule="auto"/>
+              <w:ind w:firstLine="0"/>
+              <w:jc w:val="center"/>
+            </w:pPr>
             <w:r>
               <w:rPr>
                 <w:b/>
-                <w:sz w:val="22"/>
               </w:rPr>
             </w:r>
             <w:r>
               <w:rPr>
                 <w:b/>
-                <w:sz w:val="22"/>
+                <w:sz w:val="24"/>
               </w:rPr>
               <w:t>Сутність</w:t>
             </w:r>
@@ -1870,19 +2111,23 @@
         </w:tc>
         <w:tc>
           <w:tcPr>
-            <w:tcW w:type="dxa" w:w="4320"/>
+            <w:tcW w:type="dxa" w:w="4819"/>
           </w:tcPr>
           <w:p>
+            <w:pPr>
+              <w:spacing w:line="240" w:lineRule="auto"/>
+              <w:ind w:firstLine="0"/>
+              <w:jc w:val="center"/>
+            </w:pPr>
             <w:r>
               <w:rPr>
                 <w:b/>
-                <w:sz w:val="22"/>
               </w:rPr>
             </w:r>
             <w:r>
               <w:rPr>
                 <w:b/>
-                <w:sz w:val="22"/>
+                <w:sz w:val="24"/>
               </w:rPr>
               <w:t>Ключові атрибути</w:t>
             </w:r>
@@ -1892,17 +2137,18 @@
       <w:tr>
         <w:tc>
           <w:tcPr>
-            <w:tcW w:type="dxa" w:w="4320"/>
+            <w:tcW w:type="dxa" w:w="4819"/>
           </w:tcPr>
           <w:p>
+            <w:pPr>
+              <w:spacing w:line="240" w:lineRule="auto"/>
+              <w:ind w:firstLine="0"/>
+              <w:jc w:val="left"/>
+            </w:pPr>
+            <w:r/>
             <w:r>
               <w:rPr>
-                <w:sz w:val="22"/>
-              </w:rPr>
-            </w:r>
-            <w:r>
-              <w:rPr>
-                <w:sz w:val="22"/>
+                <w:sz w:val="24"/>
               </w:rPr>
               <w:t>Venue (заклад)</w:t>
             </w:r>
@@ -1910,30 +2156,30 @@
         </w:tc>
         <w:tc>
           <w:tcPr>
-            <w:tcW w:type="dxa" w:w="4320"/>
+            <w:tcW w:type="dxa" w:w="4819"/>
           </w:tcPr>
           <w:p>
+            <w:pPr>
+              <w:spacing w:line="240" w:lineRule="auto"/>
+              <w:ind w:firstLine="0"/>
+              <w:jc w:val="left"/>
+            </w:pPr>
+            <w:r/>
             <w:r>
               <w:rPr>
-                <w:sz w:val="22"/>
-              </w:rPr>
-            </w:r>
-            <w:r>
-              <w:rPr>
-                <w:sz w:val="22"/>
+                <w:sz w:val="24"/>
               </w:rPr>
               <w:t xml:space="preserve">id, назва, геоточка </w:t>
             </w:r>
             <w:r>
               <w:rPr>
-                <w:rFonts w:ascii="Consolas" w:hAnsi="Consolas"/>
-                <w:sz w:val="22"/>
+                <w:sz w:val="24"/>
               </w:rPr>
               <w:t>geography(Point, 4326)</w:t>
             </w:r>
             <w:r>
               <w:rPr>
-                <w:sz w:val="22"/>
+                <w:sz w:val="24"/>
               </w:rPr>
               <w:t>, години роботи</w:t>
             </w:r>
@@ -1943,17 +2189,18 @@
       <w:tr>
         <w:tc>
           <w:tcPr>
-            <w:tcW w:type="dxa" w:w="4320"/>
+            <w:tcW w:type="dxa" w:w="4819"/>
           </w:tcPr>
           <w:p>
+            <w:pPr>
+              <w:spacing w:line="240" w:lineRule="auto"/>
+              <w:ind w:firstLine="0"/>
+              <w:jc w:val="left"/>
+            </w:pPr>
+            <w:r/>
             <w:r>
               <w:rPr>
-                <w:sz w:val="22"/>
-              </w:rPr>
-            </w:r>
-            <w:r>
-              <w:rPr>
-                <w:sz w:val="22"/>
+                <w:sz w:val="24"/>
               </w:rPr>
               <w:t>Lot (лот)</w:t>
             </w:r>
@@ -1961,30 +2208,30 @@
         </w:tc>
         <w:tc>
           <w:tcPr>
-            <w:tcW w:type="dxa" w:w="4320"/>
+            <w:tcW w:type="dxa" w:w="4819"/>
           </w:tcPr>
           <w:p>
+            <w:pPr>
+              <w:spacing w:line="240" w:lineRule="auto"/>
+              <w:ind w:firstLine="0"/>
+              <w:jc w:val="left"/>
+            </w:pPr>
+            <w:r/>
             <w:r>
               <w:rPr>
-                <w:sz w:val="22"/>
-              </w:rPr>
-            </w:r>
-            <w:r>
-              <w:rPr>
-                <w:sz w:val="22"/>
+                <w:sz w:val="24"/>
               </w:rPr>
               <w:t xml:space="preserve">id, venue_id, P_0, P_min, кількість одиниць, </w:t>
             </w:r>
             <w:r>
               <w:rPr>
-                <w:rFonts w:ascii="Consolas" w:hAnsi="Consolas"/>
-                <w:sz w:val="22"/>
+                <w:sz w:val="24"/>
               </w:rPr>
               <w:t>expires_at</w:t>
             </w:r>
             <w:r>
               <w:rPr>
-                <w:sz w:val="22"/>
+                <w:sz w:val="24"/>
               </w:rPr>
               <w:t>, статус</w:t>
             </w:r>
@@ -1994,17 +2241,18 @@
       <w:tr>
         <w:tc>
           <w:tcPr>
-            <w:tcW w:type="dxa" w:w="4320"/>
+            <w:tcW w:type="dxa" w:w="4819"/>
           </w:tcPr>
           <w:p>
+            <w:pPr>
+              <w:spacing w:line="240" w:lineRule="auto"/>
+              <w:ind w:firstLine="0"/>
+              <w:jc w:val="left"/>
+            </w:pPr>
+            <w:r/>
             <w:r>
               <w:rPr>
-                <w:sz w:val="22"/>
-              </w:rPr>
-            </w:r>
-            <w:r>
-              <w:rPr>
-                <w:sz w:val="22"/>
+                <w:sz w:val="24"/>
               </w:rPr>
               <w:t>LotUnit (одиниця лота)</w:t>
             </w:r>
@@ -2012,24 +2260,24 @@
         </w:tc>
         <w:tc>
           <w:tcPr>
-            <w:tcW w:type="dxa" w:w="4320"/>
+            <w:tcW w:type="dxa" w:w="4819"/>
           </w:tcPr>
           <w:p>
+            <w:pPr>
+              <w:spacing w:line="240" w:lineRule="auto"/>
+              <w:ind w:firstLine="0"/>
+              <w:jc w:val="left"/>
+            </w:pPr>
+            <w:r/>
             <w:r>
               <w:rPr>
-                <w:sz w:val="22"/>
-              </w:rPr>
-            </w:r>
-            <w:r>
-              <w:rPr>
-                <w:sz w:val="22"/>
+                <w:sz w:val="24"/>
               </w:rPr>
               <w:t xml:space="preserve">id, lot_id, статус </w:t>
             </w:r>
             <w:r>
               <w:rPr>
-                <w:rFonts w:ascii="Consolas" w:hAnsi="Consolas"/>
-                <w:sz w:val="22"/>
+                <w:sz w:val="24"/>
               </w:rPr>
               <w:t>available / reserved / sold</w:t>
             </w:r>
@@ -2039,17 +2287,18 @@
       <w:tr>
         <w:tc>
           <w:tcPr>
-            <w:tcW w:type="dxa" w:w="4320"/>
+            <w:tcW w:type="dxa" w:w="4819"/>
           </w:tcPr>
           <w:p>
+            <w:pPr>
+              <w:spacing w:line="240" w:lineRule="auto"/>
+              <w:ind w:firstLine="0"/>
+              <w:jc w:val="left"/>
+            </w:pPr>
+            <w:r/>
             <w:r>
               <w:rPr>
-                <w:sz w:val="22"/>
-              </w:rPr>
-            </w:r>
-            <w:r>
-              <w:rPr>
-                <w:sz w:val="22"/>
+                <w:sz w:val="24"/>
               </w:rPr>
               <w:t>PriceSnapshot</w:t>
             </w:r>
@@ -2057,17 +2306,18 @@
         </w:tc>
         <w:tc>
           <w:tcPr>
-            <w:tcW w:type="dxa" w:w="4320"/>
+            <w:tcW w:type="dxa" w:w="4819"/>
           </w:tcPr>
           <w:p>
+            <w:pPr>
+              <w:spacing w:line="240" w:lineRule="auto"/>
+              <w:ind w:firstLine="0"/>
+              <w:jc w:val="left"/>
+            </w:pPr>
+            <w:r/>
             <w:r>
               <w:rPr>
-                <w:sz w:val="22"/>
-              </w:rPr>
-            </w:r>
-            <w:r>
-              <w:rPr>
-                <w:sz w:val="22"/>
+                <w:sz w:val="24"/>
               </w:rPr>
               <w:t>lot_id, ціна, момент розрахунку</w:t>
             </w:r>
@@ -2077,17 +2327,18 @@
       <w:tr>
         <w:tc>
           <w:tcPr>
-            <w:tcW w:type="dxa" w:w="4320"/>
+            <w:tcW w:type="dxa" w:w="4819"/>
           </w:tcPr>
           <w:p>
+            <w:pPr>
+              <w:spacing w:line="240" w:lineRule="auto"/>
+              <w:ind w:firstLine="0"/>
+              <w:jc w:val="left"/>
+            </w:pPr>
+            <w:r/>
             <w:r>
               <w:rPr>
-                <w:sz w:val="22"/>
-              </w:rPr>
-            </w:r>
-            <w:r>
-              <w:rPr>
-                <w:sz w:val="22"/>
+                <w:sz w:val="24"/>
               </w:rPr>
               <w:t>LimitOrder</w:t>
             </w:r>
@@ -2095,17 +2346,18 @@
         </w:tc>
         <w:tc>
           <w:tcPr>
-            <w:tcW w:type="dxa" w:w="4320"/>
+            <w:tcW w:type="dxa" w:w="4819"/>
           </w:tcPr>
           <w:p>
+            <w:pPr>
+              <w:spacing w:line="240" w:lineRule="auto"/>
+              <w:ind w:firstLine="0"/>
+              <w:jc w:val="left"/>
+            </w:pPr>
+            <w:r/>
             <w:r>
               <w:rPr>
-                <w:sz w:val="22"/>
-              </w:rPr>
-            </w:r>
-            <w:r>
-              <w:rPr>
-                <w:sz w:val="22"/>
+                <w:sz w:val="24"/>
               </w:rPr>
               <w:t>id, user_id, lot_id, порогова ціна, статус, строк дії</w:t>
             </w:r>
@@ -2115,17 +2367,18 @@
       <w:tr>
         <w:tc>
           <w:tcPr>
-            <w:tcW w:type="dxa" w:w="4320"/>
+            <w:tcW w:type="dxa" w:w="4819"/>
           </w:tcPr>
           <w:p>
+            <w:pPr>
+              <w:spacing w:line="240" w:lineRule="auto"/>
+              <w:ind w:firstLine="0"/>
+              <w:jc w:val="left"/>
+            </w:pPr>
+            <w:r/>
             <w:r>
               <w:rPr>
-                <w:sz w:val="22"/>
-              </w:rPr>
-            </w:r>
-            <w:r>
-              <w:rPr>
-                <w:sz w:val="22"/>
+                <w:sz w:val="24"/>
               </w:rPr>
               <w:t>Reservation / Order</w:t>
             </w:r>
@@ -2133,17 +2386,18 @@
         </w:tc>
         <w:tc>
           <w:tcPr>
-            <w:tcW w:type="dxa" w:w="4320"/>
+            <w:tcW w:type="dxa" w:w="4819"/>
           </w:tcPr>
           <w:p>
+            <w:pPr>
+              <w:spacing w:line="240" w:lineRule="auto"/>
+              <w:ind w:firstLine="0"/>
+              <w:jc w:val="left"/>
+            </w:pPr>
+            <w:r/>
             <w:r>
               <w:rPr>
-                <w:sz w:val="22"/>
-              </w:rPr>
-            </w:r>
-            <w:r>
-              <w:rPr>
-                <w:sz w:val="22"/>
+                <w:sz w:val="24"/>
               </w:rPr>
               <w:t>id, user_id, lot_unit_id, ціна фіксації, TTL резерву, статус оплати</w:t>
             </w:r>
@@ -2153,17 +2407,18 @@
       <w:tr>
         <w:tc>
           <w:tcPr>
-            <w:tcW w:type="dxa" w:w="4320"/>
+            <w:tcW w:type="dxa" w:w="4819"/>
           </w:tcPr>
           <w:p>
+            <w:pPr>
+              <w:spacing w:line="240" w:lineRule="auto"/>
+              <w:ind w:firstLine="0"/>
+              <w:jc w:val="left"/>
+            </w:pPr>
+            <w:r/>
             <w:r>
               <w:rPr>
-                <w:sz w:val="22"/>
-              </w:rPr>
-            </w:r>
-            <w:r>
-              <w:rPr>
-                <w:sz w:val="22"/>
+                <w:sz w:val="24"/>
               </w:rPr>
               <w:t>User / ImpactScore</w:t>
             </w:r>
@@ -2171,17 +2426,18 @@
         </w:tc>
         <w:tc>
           <w:tcPr>
-            <w:tcW w:type="dxa" w:w="4320"/>
+            <w:tcW w:type="dxa" w:w="4819"/>
           </w:tcPr>
           <w:p>
+            <w:pPr>
+              <w:spacing w:line="240" w:lineRule="auto"/>
+              <w:ind w:firstLine="0"/>
+              <w:jc w:val="left"/>
+            </w:pPr>
+            <w:r/>
             <w:r>
               <w:rPr>
-                <w:sz w:val="22"/>
-              </w:rPr>
-            </w:r>
-            <w:r>
-              <w:rPr>
-                <w:sz w:val="22"/>
+                <w:sz w:val="24"/>
               </w:rPr>
               <w:t>профіль, бали впливу, титул</w:t>
             </w:r>
@@ -2189,7 +2445,11 @@
         </w:tc>
       </w:tr>
     </w:tbl>
-    <w:p/>
+    <w:p>
+      <w:pPr>
+        <w:ind w:firstLine="0"/>
+      </w:pPr>
+    </w:p>
     <w:p>
       <w:pPr>
         <w:pStyle w:val="Heading3"/>
@@ -2200,6 +2460,7 @@
     </w:p>
     <w:p>
       <w:pPr>
+        <w:ind w:firstLine="709"/>
         <w:jc w:val="both"/>
       </w:pPr>
       <w:r>
@@ -2214,8 +2475,12 @@
     </w:p>
     <w:p>
       <w:pPr>
-        <w:pStyle w:val="ListBullet"/>
+        <w:ind w:firstLine="709"/>
+        <w:jc w:val="both"/>
       </w:pPr>
+      <w:r>
+        <w:t xml:space="preserve">– </w:t>
+      </w:r>
       <w:r>
         <w:rPr>
           <w:i/>
@@ -2228,8 +2493,12 @@
     </w:p>
     <w:p>
       <w:pPr>
-        <w:pStyle w:val="ListBullet"/>
+        <w:ind w:firstLine="709"/>
+        <w:jc w:val="both"/>
       </w:pPr>
+      <w:r>
+        <w:t xml:space="preserve">– </w:t>
+      </w:r>
       <w:r>
         <w:rPr>
           <w:i/>
@@ -2242,8 +2511,12 @@
     </w:p>
     <w:p>
       <w:pPr>
-        <w:pStyle w:val="ListBullet"/>
+        <w:ind w:firstLine="709"/>
+        <w:jc w:val="both"/>
       </w:pPr>
+      <w:r>
+        <w:t xml:space="preserve">– </w:t>
+      </w:r>
       <w:r>
         <w:rPr>
           <w:i/>
@@ -2256,6 +2529,7 @@
     </w:p>
     <w:p>
       <w:pPr>
+        <w:ind w:firstLine="709"/>
         <w:jc w:val="both"/>
       </w:pPr>
       <w:r>
@@ -2268,20 +2542,12 @@
         <w:t xml:space="preserve"> Клієнт отримує залишок із кешу або пошукового індексу, натискає «Купити», API перевіряє залишок (</w:t>
       </w:r>
       <w:r>
-        <w:rPr>
-          <w:rFonts w:ascii="Consolas" w:hAnsi="Consolas"/>
-          <w:sz w:val="24"/>
-        </w:rPr>
         <w:t>SELECT quantity</w:t>
       </w:r>
       <w:r>
         <w:t>) і лише потім зменшує його (</w:t>
       </w:r>
       <w:r>
-        <w:rPr>
-          <w:rFonts w:ascii="Consolas" w:hAnsi="Consolas"/>
-          <w:sz w:val="24"/>
-        </w:rPr>
         <w:t>UPDATE</w:t>
       </w:r>
       <w:r>
@@ -2290,8 +2556,12 @@
     </w:p>
     <w:p>
       <w:pPr>
-        <w:pStyle w:val="ListBullet"/>
+        <w:ind w:firstLine="709"/>
+        <w:jc w:val="both"/>
       </w:pPr>
+      <w:r>
+        <w:t xml:space="preserve">– </w:t>
+      </w:r>
       <w:r>
         <w:rPr>
           <w:i/>
@@ -2304,8 +2574,12 @@
     </w:p>
     <w:p>
       <w:pPr>
-        <w:pStyle w:val="ListBullet"/>
+        <w:ind w:firstLine="709"/>
+        <w:jc w:val="both"/>
       </w:pPr>
+      <w:r>
+        <w:t xml:space="preserve">– </w:t>
+      </w:r>
       <w:r>
         <w:rPr>
           <w:i/>
@@ -2316,20 +2590,12 @@
         <w:t xml:space="preserve"> у разі захисту через </w:t>
       </w:r>
       <w:r>
-        <w:rPr>
-          <w:rFonts w:ascii="Consolas" w:hAnsi="Consolas"/>
-          <w:sz w:val="24"/>
-        </w:rPr>
         <w:t>SELECT … FOR UPDATE</w:t>
       </w:r>
       <w:r>
         <w:t xml:space="preserve"> без </w:t>
       </w:r>
       <w:r>
-        <w:rPr>
-          <w:rFonts w:ascii="Consolas" w:hAnsi="Consolas"/>
-          <w:sz w:val="24"/>
-        </w:rPr>
         <w:t>SKIP LOCKED</w:t>
       </w:r>
       <w:r>
@@ -2338,8 +2604,12 @@
     </w:p>
     <w:p>
       <w:pPr>
-        <w:pStyle w:val="ListBullet"/>
+        <w:ind w:firstLine="709"/>
+        <w:jc w:val="both"/>
       </w:pPr>
+      <w:r>
+        <w:t xml:space="preserve">– </w:t>
+      </w:r>
       <w:r>
         <w:rPr>
           <w:i/>
@@ -2352,6 +2622,7 @@
     </w:p>
     <w:p>
       <w:pPr>
+        <w:ind w:firstLine="709"/>
         <w:jc w:val="both"/>
       </w:pPr>
       <w:r>
@@ -2366,8 +2637,12 @@
     </w:p>
     <w:p>
       <w:pPr>
-        <w:pStyle w:val="ListBullet"/>
+        <w:ind w:firstLine="709"/>
+        <w:jc w:val="both"/>
       </w:pPr>
+      <w:r>
+        <w:t xml:space="preserve">– </w:t>
+      </w:r>
       <w:r>
         <w:rPr>
           <w:i/>
@@ -2380,8 +2655,12 @@
     </w:p>
     <w:p>
       <w:pPr>
-        <w:pStyle w:val="ListBullet"/>
+        <w:ind w:firstLine="709"/>
+        <w:jc w:val="both"/>
       </w:pPr>
+      <w:r>
+        <w:t xml:space="preserve">– </w:t>
+      </w:r>
       <w:r>
         <w:rPr>
           <w:i/>
@@ -2394,8 +2673,12 @@
     </w:p>
     <w:p>
       <w:pPr>
-        <w:pStyle w:val="ListBullet"/>
+        <w:ind w:firstLine="709"/>
+        <w:jc w:val="both"/>
       </w:pPr>
+      <w:r>
+        <w:t xml:space="preserve">– </w:t>
+      </w:r>
       <w:r>
         <w:rPr>
           <w:i/>
@@ -2416,8 +2699,12 @@
     </w:p>
     <w:p>
       <w:pPr>
-        <w:pStyle w:val="ListBullet"/>
+        <w:ind w:firstLine="709"/>
+        <w:jc w:val="both"/>
       </w:pPr>
+      <w:r>
+        <w:t xml:space="preserve">– </w:t>
+      </w:r>
       <w:r>
         <w:rPr>
           <w:b/>
@@ -2430,8 +2717,12 @@
     </w:p>
     <w:p>
       <w:pPr>
-        <w:pStyle w:val="ListBullet"/>
+        <w:ind w:firstLine="709"/>
+        <w:jc w:val="both"/>
       </w:pPr>
+      <w:r>
+        <w:t xml:space="preserve">– </w:t>
+      </w:r>
       <w:r>
         <w:rPr>
           <w:b/>
@@ -2444,8 +2735,12 @@
     </w:p>
     <w:p>
       <w:pPr>
-        <w:pStyle w:val="ListBullet"/>
+        <w:ind w:firstLine="709"/>
+        <w:jc w:val="both"/>
       </w:pPr>
+      <w:r>
+        <w:t xml:space="preserve">– </w:t>
+      </w:r>
       <w:r>
         <w:rPr>
           <w:b/>
@@ -2458,8 +2753,12 @@
     </w:p>
     <w:p>
       <w:pPr>
-        <w:pStyle w:val="ListBullet"/>
+        <w:ind w:firstLine="709"/>
+        <w:jc w:val="both"/>
       </w:pPr>
+      <w:r>
+        <w:t xml:space="preserve">– </w:t>
+      </w:r>
       <w:r>
         <w:rPr>
           <w:b/>
@@ -2472,8 +2771,12 @@
     </w:p>
     <w:p>
       <w:pPr>
-        <w:pStyle w:val="ListBullet"/>
+        <w:ind w:firstLine="709"/>
+        <w:jc w:val="both"/>
       </w:pPr>
+      <w:r>
+        <w:t xml:space="preserve">– </w:t>
+      </w:r>
       <w:r>
         <w:rPr>
           <w:b/>
@@ -2484,10 +2787,6 @@
         <w:t xml:space="preserve"> продаж лота після </w:t>
       </w:r>
       <w:r>
-        <w:rPr>
-          <w:rFonts w:ascii="Consolas" w:hAnsi="Consolas"/>
-          <w:sz w:val="24"/>
-        </w:rPr>
         <w:t>expires_at</w:t>
       </w:r>
       <w:r>
@@ -2504,10 +2803,11 @@
     </w:p>
     <w:p>
       <w:pPr>
+        <w:ind w:firstLine="709"/>
         <w:jc w:val="both"/>
       </w:pPr>
       <w:r>
-        <w:t>Виявлені вузькі місця B1.1–B3.3 мають спільну причину: відсутність у наявних рішеннях атомарної моделі інвентарю та подієвого контуру поширення змін ціни. Усунення B1.1 і B3.3 потребує алгоритму безперервного ціноутворення та фонового матчингу лімітних ордерів; B2.1–B2.3 — транзакційного механізму резервування на рівні СУБД; B1.3 і B3.1–B3.2 — єдиного джерела істини для транзакційних і геопросторових даних та push-доставки змін через WebSocket.</w:t>
+        <w:t>Виявлені вузькі місця B1.1–B3.3 мають спільну причину: відсутність у наявних рішеннях атомарної моделі інвентарю та подієвого контуру поширення змін ціни. Усунення B1.1 і B3.3 потребує алгоритму безперервного ціноутворення та фонового зіставлення лімітних ордерів із поточною ціною; B2.1–B2.3 — транзакційного механізму резервування на рівні СУБД; B1.3 і B3.1–B3.2 — єдиного джерела істини для транзакційних і геопросторових даних та push-доставки змін через WebSocket.</w:t>
       </w:r>
     </w:p>
     <w:p>
@@ -2528,42 +2828,34 @@
     </w:p>
     <w:p>
       <w:pPr>
-        <w:pStyle w:val="ListNumber"/>
+        <w:ind w:firstLine="709"/>
+        <w:jc w:val="both"/>
       </w:pPr>
+      <w:r>
+        <w:t xml:space="preserve">1. </w:t>
+      </w:r>
       <w:r>
         <w:rPr>
           <w:b/>
         </w:rPr>
-        <w:t>Інтеграція фіду лотів.</w:t>
+        <w:t>Інтеграція потоку лотів.</w:t>
       </w:r>
       <w:r>
-        <w:t xml:space="preserve"> B2B-система (Тема 2) передає лоти через REST-ендпоінт </w:t>
+        <w:t xml:space="preserve"> B2B-система (Тема 2) передає лоти через метод REST API </w:t>
       </w:r>
       <w:r>
-        <w:rPr>
-          <w:rFonts w:ascii="Consolas" w:hAnsi="Consolas"/>
-          <w:sz w:val="24"/>
-        </w:rPr>
         <w:t>POST /integration/v1/lots</w:t>
       </w:r>
       <w:r>
         <w:t xml:space="preserve"> з HMAC-підписом і ключем ідемпотентності; Core API виконує upsert у PostgreSQL і створює </w:t>
       </w:r>
       <w:r>
-        <w:rPr>
-          <w:rFonts w:ascii="Consolas" w:hAnsi="Consolas"/>
-          <w:sz w:val="24"/>
-        </w:rPr>
         <w:t>N</w:t>
       </w:r>
       <w:r>
         <w:t xml:space="preserve"> записів </w:t>
       </w:r>
       <w:r>
-        <w:rPr>
-          <w:rFonts w:ascii="Consolas" w:hAnsi="Consolas"/>
-          <w:sz w:val="24"/>
-        </w:rPr>
         <w:t>LotUnit</w:t>
       </w:r>
       <w:r>
@@ -2572,8 +2864,12 @@
     </w:p>
     <w:p>
       <w:pPr>
-        <w:pStyle w:val="ListNumber"/>
+        <w:ind w:firstLine="709"/>
+        <w:jc w:val="both"/>
       </w:pPr>
+      <w:r>
+        <w:t xml:space="preserve">2. </w:t>
+      </w:r>
       <w:r>
         <w:rPr>
           <w:b/>
@@ -2584,20 +2880,12 @@
         <w:t xml:space="preserve"> Pricing Worker кожні 60 с отримує задачу з черги BullMQ, перераховує ціну активних лотів за функцією Price Decay пакетним </w:t>
       </w:r>
       <w:r>
-        <w:rPr>
-          <w:rFonts w:ascii="Consolas" w:hAnsi="Consolas"/>
-          <w:sz w:val="24"/>
-        </w:rPr>
         <w:t>UPDATE</w:t>
       </w:r>
       <w:r>
         <w:t xml:space="preserve"> і публікує подію </w:t>
       </w:r>
       <w:r>
-        <w:rPr>
-          <w:rFonts w:ascii="Consolas" w:hAnsi="Consolas"/>
-          <w:sz w:val="24"/>
-        </w:rPr>
         <w:t>price.updated</w:t>
       </w:r>
       <w:r>
@@ -2606,8 +2894,12 @@
     </w:p>
     <w:p>
       <w:pPr>
-        <w:pStyle w:val="ListNumber"/>
+        <w:ind w:firstLine="709"/>
+        <w:jc w:val="both"/>
       </w:pPr>
+      <w:r>
+        <w:t xml:space="preserve">3. </w:t>
+      </w:r>
       <w:r>
         <w:rPr>
           <w:b/>
@@ -2620,8 +2912,12 @@
     </w:p>
     <w:p>
       <w:pPr>
-        <w:pStyle w:val="ListNumber"/>
+        <w:ind w:firstLine="709"/>
+        <w:jc w:val="both"/>
       </w:pPr>
+      <w:r>
+        <w:t xml:space="preserve">4. </w:t>
+      </w:r>
       <w:r>
         <w:rPr>
           <w:b/>
@@ -2632,10 +2928,6 @@
         <w:t xml:space="preserve"> Після кожного перерахунку Worker вибирає ордери з </w:t>
       </w:r>
       <w:r>
-        <w:rPr>
-          <w:rFonts w:ascii="Consolas" w:hAnsi="Consolas"/>
-          <w:sz w:val="24"/>
-        </w:rPr>
         <w:t>threshold ≥ current_price</w:t>
       </w:r>
       <w:r>
@@ -2644,8 +2936,12 @@
     </w:p>
     <w:p>
       <w:pPr>
-        <w:pStyle w:val="ListNumber"/>
+        <w:ind w:firstLine="709"/>
+        <w:jc w:val="both"/>
       </w:pPr>
+      <w:r>
+        <w:t xml:space="preserve">5. </w:t>
+      </w:r>
       <w:r>
         <w:rPr>
           <w:b/>
@@ -2656,20 +2952,12 @@
         <w:t xml:space="preserve"> Trading Service у межах однієї транзакції виконує </w:t>
       </w:r>
       <w:r>
-        <w:rPr>
-          <w:rFonts w:ascii="Consolas" w:hAnsi="Consolas"/>
-          <w:sz w:val="24"/>
-        </w:rPr>
         <w:t>SELECT id FROM lot_units WHERE lot_id = $1 AND status = 'available' LIMIT 1 FOR UPDATE SKIP LOCKED</w:t>
       </w:r>
       <w:r>
         <w:t xml:space="preserve">, змінює статус на </w:t>
       </w:r>
       <w:r>
-        <w:rPr>
-          <w:rFonts w:ascii="Consolas" w:hAnsi="Consolas"/>
-          <w:sz w:val="24"/>
-        </w:rPr>
         <w:t>reserved</w:t>
       </w:r>
       <w:r>
@@ -2678,8 +2966,12 @@
     </w:p>
     <w:p>
       <w:pPr>
-        <w:pStyle w:val="ListNumber"/>
+        <w:ind w:firstLine="709"/>
+        <w:jc w:val="both"/>
       </w:pPr>
+      <w:r>
+        <w:t xml:space="preserve">6. </w:t>
+      </w:r>
       <w:r>
         <w:rPr>
           <w:b/>
@@ -2690,10 +2982,6 @@
         <w:t xml:space="preserve"> Пошук лотів за радіусом виконується запитом PostGIS (</w:t>
       </w:r>
       <w:r>
-        <w:rPr>
-          <w:rFonts w:ascii="Consolas" w:hAnsi="Consolas"/>
-          <w:sz w:val="24"/>
-        </w:rPr>
         <w:t>ST_DWithin</w:t>
       </w:r>
       <w:r>
@@ -2710,6 +2998,7 @@
     </w:p>
     <w:p>
       <w:pPr>
+        <w:ind w:firstLine="709"/>
         <w:jc w:val="both"/>
       </w:pPr>
       <w:r>
@@ -2721,8 +3010,12 @@
     </w:p>
     <w:p>
       <w:pPr>
-        <w:pStyle w:val="ListBullet"/>
+        <w:ind w:firstLine="709"/>
+        <w:jc w:val="both"/>
       </w:pPr>
+      <w:r>
+        <w:t xml:space="preserve">– </w:t>
+      </w:r>
       <w:r>
         <w:rPr>
           <w:b/>
@@ -2730,11 +3023,12 @@
         <w:t>CF-1.</w:t>
       </w:r>
       <w:r>
-        <w:t xml:space="preserve"> Приймати фід лотів від B2B-системи через REST з перевіркою HMAC-SHA256 підпису та ідемпотентним upsert.</w:t>
+        <w:t xml:space="preserve"> Приймати потік лотів від B2B-системи через REST з перевіркою HMAC-SHA256 підпису та ідемпотентним upsert.</w:t>
       </w:r>
     </w:p>
     <w:p>
       <w:pPr>
+        <w:ind w:firstLine="709"/>
         <w:jc w:val="both"/>
       </w:pPr>
       <w:r>
@@ -2746,8 +3040,12 @@
     </w:p>
     <w:p>
       <w:pPr>
-        <w:pStyle w:val="ListBullet"/>
+        <w:ind w:firstLine="709"/>
+        <w:jc w:val="both"/>
       </w:pPr>
+      <w:r>
+        <w:t xml:space="preserve">– </w:t>
+      </w:r>
       <w:r>
         <w:rPr>
           <w:b/>
@@ -2760,6 +3058,7 @@
     </w:p>
     <w:p>
       <w:pPr>
+        <w:ind w:firstLine="709"/>
         <w:jc w:val="both"/>
       </w:pPr>
       <w:r>
@@ -2771,8 +3070,12 @@
     </w:p>
     <w:p>
       <w:pPr>
-        <w:pStyle w:val="ListBullet"/>
+        <w:ind w:firstLine="709"/>
+        <w:jc w:val="both"/>
       </w:pPr>
+      <w:r>
+        <w:t xml:space="preserve">– </w:t>
+      </w:r>
       <w:r>
         <w:rPr>
           <w:b/>
@@ -2783,10 +3086,6 @@
         <w:t xml:space="preserve"> Шукати заклади з активними лотами в заданому радіусі та кластеризувати їх для мапи (</w:t>
       </w:r>
       <w:r>
-        <w:rPr>
-          <w:rFonts w:ascii="Consolas" w:hAnsi="Consolas"/>
-          <w:sz w:val="24"/>
-        </w:rPr>
         <w:t>ST_ClusterDBSCAN</w:t>
       </w:r>
       <w:r>
@@ -2795,6 +3094,7 @@
     </w:p>
     <w:p>
       <w:pPr>
+        <w:ind w:firstLine="709"/>
         <w:jc w:val="both"/>
       </w:pPr>
       <w:r>
@@ -2806,8 +3106,12 @@
     </w:p>
     <w:p>
       <w:pPr>
-        <w:pStyle w:val="ListBullet"/>
+        <w:ind w:firstLine="709"/>
+        <w:jc w:val="both"/>
       </w:pPr>
+      <w:r>
+        <w:t xml:space="preserve">– </w:t>
+      </w:r>
       <w:r>
         <w:rPr>
           <w:b/>
@@ -2818,10 +3122,6 @@
         <w:t xml:space="preserve"> Перераховувати ціну кожного активного лота за функцією Price Decay за розкладом (інтервал 60 с) та знімати з продажу лоти з вичерпаним </w:t>
       </w:r>
       <w:r>
-        <w:rPr>
-          <w:rFonts w:ascii="Consolas" w:hAnsi="Consolas"/>
-          <w:sz w:val="24"/>
-        </w:rPr>
         <w:t>expires_at</w:t>
       </w:r>
       <w:r>
@@ -2830,6 +3130,7 @@
     </w:p>
     <w:p>
       <w:pPr>
+        <w:ind w:firstLine="709"/>
         <w:jc w:val="both"/>
       </w:pPr>
       <w:r>
@@ -2841,8 +3142,12 @@
     </w:p>
     <w:p>
       <w:pPr>
-        <w:pStyle w:val="ListBullet"/>
+        <w:ind w:firstLine="709"/>
+        <w:jc w:val="both"/>
       </w:pPr>
+      <w:r>
+        <w:t xml:space="preserve">– </w:t>
+      </w:r>
       <w:r>
         <w:rPr>
           <w:b/>
@@ -2853,10 +3158,6 @@
         <w:t xml:space="preserve"> Резервувати одиницю лота атомарно через </w:t>
       </w:r>
       <w:r>
-        <w:rPr>
-          <w:rFonts w:ascii="Consolas" w:hAnsi="Consolas"/>
-          <w:sz w:val="24"/>
-        </w:rPr>
         <w:t>SELECT FOR UPDATE SKIP LOCKED</w:t>
       </w:r>
       <w:r>
@@ -2865,8 +3166,12 @@
     </w:p>
     <w:p>
       <w:pPr>
-        <w:pStyle w:val="ListBullet"/>
+        <w:ind w:firstLine="709"/>
+        <w:jc w:val="both"/>
       </w:pPr>
+      <w:r>
+        <w:t xml:space="preserve">– </w:t>
+      </w:r>
       <w:r>
         <w:rPr>
           <w:b/>
@@ -2879,6 +3184,7 @@
     </w:p>
     <w:p>
       <w:pPr>
+        <w:ind w:firstLine="709"/>
         <w:jc w:val="both"/>
       </w:pPr>
       <w:r>
@@ -2890,8 +3196,12 @@
     </w:p>
     <w:p>
       <w:pPr>
-        <w:pStyle w:val="ListBullet"/>
+        <w:ind w:firstLine="709"/>
+        <w:jc w:val="both"/>
       </w:pPr>
+      <w:r>
+        <w:t xml:space="preserve">– </w:t>
+      </w:r>
       <w:r>
         <w:rPr>
           <w:b/>
@@ -2904,6 +3214,7 @@
     </w:p>
     <w:p>
       <w:pPr>
+        <w:ind w:firstLine="709"/>
         <w:jc w:val="both"/>
       </w:pPr>
       <w:r>
@@ -2915,8 +3226,12 @@
     </w:p>
     <w:p>
       <w:pPr>
-        <w:pStyle w:val="ListBullet"/>
+        <w:ind w:firstLine="709"/>
+        <w:jc w:val="both"/>
       </w:pPr>
+      <w:r>
+        <w:t xml:space="preserve">– </w:t>
+      </w:r>
       <w:r>
         <w:rPr>
           <w:b/>
@@ -2929,6 +3244,7 @@
     </w:p>
     <w:p>
       <w:pPr>
+        <w:ind w:firstLine="709"/>
         <w:jc w:val="both"/>
       </w:pPr>
       <w:r>
@@ -2949,34 +3265,62 @@
         <w:t>1.5.3. Нефункціональні вимоги (NFRs)</w:t>
       </w:r>
     </w:p>
+    <w:p>
+      <w:pPr>
+        <w:ind w:firstLine="709"/>
+        <w:jc w:val="both"/>
+      </w:pPr>
+      <w:r>
+        <w:t>Нефункціональні вимоги з вимірюваними межами наведено в табл. 1.5.</w:t>
+      </w:r>
+    </w:p>
+    <w:p>
+      <w:pPr>
+        <w:keepNext/>
+        <w:spacing w:before="120"/>
+        <w:ind w:firstLine="0"/>
+        <w:jc w:val="left"/>
+      </w:pPr>
+      <w:r>
+        <w:t>Таблиця 1.5 – Нефункціональні вимоги до системи</w:t>
+      </w:r>
+    </w:p>
     <w:tbl>
       <w:tblPr>
         <w:tblStyle w:val="TableGrid"/>
         <w:tblW w:type="auto" w:w="0"/>
+        <w:jc w:val="center"/>
         <w:tblLook w:firstColumn="1" w:firstRow="1" w:lastColumn="0" w:lastRow="0" w:noHBand="0" w:noVBand="1" w:val="04A0"/>
       </w:tblPr>
       <w:tblGrid>
-        <w:gridCol w:w="2160"/>
-        <w:gridCol w:w="2160"/>
-        <w:gridCol w:w="2160"/>
-        <w:gridCol w:w="2160"/>
+        <w:gridCol w:w="2409"/>
+        <w:gridCol w:w="2409"/>
+        <w:gridCol w:w="2409"/>
+        <w:gridCol w:w="2409"/>
       </w:tblGrid>
       <w:tr>
+        <w:trPr>
+          <w:tblHeader w:val="true"/>
+        </w:trPr>
         <w:tc>
           <w:tcPr>
-            <w:tcW w:type="dxa" w:w="2160"/>
+            <w:tcW w:type="dxa" w:w="2409"/>
           </w:tcPr>
           <w:p>
+            <w:pPr>
+              <w:spacing w:line="240" w:lineRule="auto"/>
+              <w:ind w:firstLine="0"/>
+              <w:jc w:val="center"/>
+            </w:pPr>
             <w:r>
               <w:rPr>
                 <w:b/>
-                <w:sz w:val="22"/>
               </w:rPr>
             </w:r>
             <w:r>
               <w:rPr>
                 <w:b/>
-                <w:sz w:val="22"/>
+                <w:sz w:val="24"/>
               </w:rPr>
               <w:t>Категорія</w:t>
             </w:r>
@@ -2984,19 +3328,23 @@
         </w:tc>
         <w:tc>
           <w:tcPr>
-            <w:tcW w:type="dxa" w:w="2160"/>
+            <w:tcW w:type="dxa" w:w="2409"/>
           </w:tcPr>
           <w:p>
+            <w:pPr>
+              <w:spacing w:line="240" w:lineRule="auto"/>
+              <w:ind w:firstLine="0"/>
+              <w:jc w:val="center"/>
+            </w:pPr>
             <w:r>
               <w:rPr>
                 <w:b/>
-                <w:sz w:val="22"/>
               </w:rPr>
             </w:r>
             <w:r>
               <w:rPr>
                 <w:b/>
-                <w:sz w:val="22"/>
+                <w:sz w:val="24"/>
               </w:rPr>
               <w:t>ID</w:t>
             </w:r>
@@ -3004,19 +3352,23 @@
         </w:tc>
         <w:tc>
           <w:tcPr>
-            <w:tcW w:type="dxa" w:w="2160"/>
+            <w:tcW w:type="dxa" w:w="2409"/>
           </w:tcPr>
           <w:p>
+            <w:pPr>
+              <w:spacing w:line="240" w:lineRule="auto"/>
+              <w:ind w:firstLine="0"/>
+              <w:jc w:val="center"/>
+            </w:pPr>
             <w:r>
               <w:rPr>
                 <w:b/>
-                <w:sz w:val="22"/>
               </w:rPr>
             </w:r>
             <w:r>
               <w:rPr>
                 <w:b/>
-                <w:sz w:val="22"/>
+                <w:sz w:val="24"/>
               </w:rPr>
               <w:t>Вимога</w:t>
             </w:r>
@@ -3024,19 +3376,23 @@
         </w:tc>
         <w:tc>
           <w:tcPr>
-            <w:tcW w:type="dxa" w:w="2160"/>
+            <w:tcW w:type="dxa" w:w="2409"/>
           </w:tcPr>
           <w:p>
+            <w:pPr>
+              <w:spacing w:line="240" w:lineRule="auto"/>
+              <w:ind w:firstLine="0"/>
+              <w:jc w:val="center"/>
+            </w:pPr>
             <w:r>
               <w:rPr>
                 <w:b/>
-                <w:sz w:val="22"/>
               </w:rPr>
             </w:r>
             <w:r>
               <w:rPr>
                 <w:b/>
-                <w:sz w:val="22"/>
+                <w:sz w:val="24"/>
               </w:rPr>
               <w:t>Метрика / межа</w:t>
             </w:r>
@@ -3046,17 +3402,18 @@
       <w:tr>
         <w:tc>
           <w:tcPr>
-            <w:tcW w:type="dxa" w:w="2160"/>
+            <w:tcW w:type="dxa" w:w="2409"/>
           </w:tcPr>
           <w:p>
+            <w:pPr>
+              <w:spacing w:line="240" w:lineRule="auto"/>
+              <w:ind w:firstLine="0"/>
+              <w:jc w:val="left"/>
+            </w:pPr>
+            <w:r/>
             <w:r>
               <w:rPr>
-                <w:sz w:val="22"/>
-              </w:rPr>
-            </w:r>
-            <w:r>
-              <w:rPr>
-                <w:sz w:val="22"/>
+                <w:sz w:val="24"/>
               </w:rPr>
               <w:t>Продуктивність</w:t>
             </w:r>
@@ -3064,17 +3421,18 @@
         </w:tc>
         <w:tc>
           <w:tcPr>
-            <w:tcW w:type="dxa" w:w="2160"/>
+            <w:tcW w:type="dxa" w:w="2409"/>
           </w:tcPr>
           <w:p>
+            <w:pPr>
+              <w:spacing w:line="240" w:lineRule="auto"/>
+              <w:ind w:firstLine="0"/>
+              <w:jc w:val="left"/>
+            </w:pPr>
+            <w:r/>
             <w:r>
               <w:rPr>
-                <w:sz w:val="22"/>
-              </w:rPr>
-            </w:r>
-            <w:r>
-              <w:rPr>
-                <w:sz w:val="22"/>
+                <w:sz w:val="24"/>
               </w:rPr>
               <w:t>NFR-PERF-01</w:t>
             </w:r>
@@ -3082,17 +3440,18 @@
         </w:tc>
         <w:tc>
           <w:tcPr>
-            <w:tcW w:type="dxa" w:w="2160"/>
+            <w:tcW w:type="dxa" w:w="2409"/>
           </w:tcPr>
           <w:p>
+            <w:pPr>
+              <w:spacing w:line="240" w:lineRule="auto"/>
+              <w:ind w:firstLine="0"/>
+              <w:jc w:val="left"/>
+            </w:pPr>
+            <w:r/>
             <w:r>
               <w:rPr>
-                <w:sz w:val="22"/>
-              </w:rPr>
-            </w:r>
-            <w:r>
-              <w:rPr>
-                <w:sz w:val="22"/>
+                <w:sz w:val="24"/>
               </w:rPr>
               <w:t>Час відгуку пошуку лотів за радіусом</w:t>
             </w:r>
@@ -3100,17 +3459,18 @@
         </w:tc>
         <w:tc>
           <w:tcPr>
-            <w:tcW w:type="dxa" w:w="2160"/>
+            <w:tcW w:type="dxa" w:w="2409"/>
           </w:tcPr>
           <w:p>
+            <w:pPr>
+              <w:spacing w:line="240" w:lineRule="auto"/>
+              <w:ind w:firstLine="0"/>
+              <w:jc w:val="left"/>
+            </w:pPr>
+            <w:r/>
             <w:r>
               <w:rPr>
-                <w:sz w:val="22"/>
-              </w:rPr>
-            </w:r>
-            <w:r>
-              <w:rPr>
-                <w:sz w:val="22"/>
+                <w:sz w:val="24"/>
               </w:rPr>
               <w:t>p95 ≤ 150 мс при 300 RPS</w:t>
             </w:r>
@@ -3120,17 +3480,18 @@
       <w:tr>
         <w:tc>
           <w:tcPr>
-            <w:tcW w:type="dxa" w:w="2160"/>
+            <w:tcW w:type="dxa" w:w="2409"/>
           </w:tcPr>
           <w:p>
+            <w:pPr>
+              <w:spacing w:line="240" w:lineRule="auto"/>
+              <w:ind w:firstLine="0"/>
+              <w:jc w:val="left"/>
+            </w:pPr>
+            <w:r/>
             <w:r>
               <w:rPr>
-                <w:sz w:val="22"/>
-              </w:rPr>
-            </w:r>
-            <w:r>
-              <w:rPr>
-                <w:sz w:val="22"/>
+                <w:sz w:val="24"/>
               </w:rPr>
               <w:t>Продуктивність</w:t>
             </w:r>
@@ -3138,17 +3499,18 @@
         </w:tc>
         <w:tc>
           <w:tcPr>
-            <w:tcW w:type="dxa" w:w="2160"/>
+            <w:tcW w:type="dxa" w:w="2409"/>
           </w:tcPr>
           <w:p>
+            <w:pPr>
+              <w:spacing w:line="240" w:lineRule="auto"/>
+              <w:ind w:firstLine="0"/>
+              <w:jc w:val="left"/>
+            </w:pPr>
+            <w:r/>
             <w:r>
               <w:rPr>
-                <w:sz w:val="22"/>
-              </w:rPr>
-            </w:r>
-            <w:r>
-              <w:rPr>
-                <w:sz w:val="22"/>
+                <w:sz w:val="24"/>
               </w:rPr>
               <w:t>NFR-PERF-02</w:t>
             </w:r>
@@ -3156,17 +3518,18 @@
         </w:tc>
         <w:tc>
           <w:tcPr>
-            <w:tcW w:type="dxa" w:w="2160"/>
+            <w:tcW w:type="dxa" w:w="2409"/>
           </w:tcPr>
           <w:p>
+            <w:pPr>
+              <w:spacing w:line="240" w:lineRule="auto"/>
+              <w:ind w:firstLine="0"/>
+              <w:jc w:val="left"/>
+            </w:pPr>
+            <w:r/>
             <w:r>
               <w:rPr>
-                <w:sz w:val="22"/>
-              </w:rPr>
-            </w:r>
-            <w:r>
-              <w:rPr>
-                <w:sz w:val="22"/>
+                <w:sz w:val="24"/>
               </w:rPr>
               <w:t>Час відгуку резервування одиниці лота</w:t>
             </w:r>
@@ -3174,17 +3537,18 @@
         </w:tc>
         <w:tc>
           <w:tcPr>
-            <w:tcW w:type="dxa" w:w="2160"/>
+            <w:tcW w:type="dxa" w:w="2409"/>
           </w:tcPr>
           <w:p>
+            <w:pPr>
+              <w:spacing w:line="240" w:lineRule="auto"/>
+              <w:ind w:firstLine="0"/>
+              <w:jc w:val="left"/>
+            </w:pPr>
+            <w:r/>
             <w:r>
               <w:rPr>
-                <w:sz w:val="22"/>
-              </w:rPr>
-            </w:r>
-            <w:r>
-              <w:rPr>
-                <w:sz w:val="22"/>
+                <w:sz w:val="24"/>
               </w:rPr>
               <w:t>p95 ≤ 250 мс при 200 одночасних запитах на один лот</w:t>
             </w:r>
@@ -3194,17 +3558,18 @@
       <w:tr>
         <w:tc>
           <w:tcPr>
-            <w:tcW w:type="dxa" w:w="2160"/>
+            <w:tcW w:type="dxa" w:w="2409"/>
           </w:tcPr>
           <w:p>
+            <w:pPr>
+              <w:spacing w:line="240" w:lineRule="auto"/>
+              <w:ind w:firstLine="0"/>
+              <w:jc w:val="left"/>
+            </w:pPr>
+            <w:r/>
             <w:r>
               <w:rPr>
-                <w:sz w:val="22"/>
-              </w:rPr>
-            </w:r>
-            <w:r>
-              <w:rPr>
-                <w:sz w:val="22"/>
+                <w:sz w:val="24"/>
               </w:rPr>
               <w:t>Продуктивність</w:t>
             </w:r>
@@ -3212,17 +3577,18 @@
         </w:tc>
         <w:tc>
           <w:tcPr>
-            <w:tcW w:type="dxa" w:w="2160"/>
+            <w:tcW w:type="dxa" w:w="2409"/>
           </w:tcPr>
           <w:p>
+            <w:pPr>
+              <w:spacing w:line="240" w:lineRule="auto"/>
+              <w:ind w:firstLine="0"/>
+              <w:jc w:val="left"/>
+            </w:pPr>
+            <w:r/>
             <w:r>
               <w:rPr>
-                <w:sz w:val="22"/>
-              </w:rPr>
-            </w:r>
-            <w:r>
-              <w:rPr>
-                <w:sz w:val="22"/>
+                <w:sz w:val="24"/>
               </w:rPr>
               <w:t>NFR-PERF-03</w:t>
             </w:r>
@@ -3230,17 +3596,18 @@
         </w:tc>
         <w:tc>
           <w:tcPr>
-            <w:tcW w:type="dxa" w:w="2160"/>
+            <w:tcW w:type="dxa" w:w="2409"/>
           </w:tcPr>
           <w:p>
+            <w:pPr>
+              <w:spacing w:line="240" w:lineRule="auto"/>
+              <w:ind w:firstLine="0"/>
+              <w:jc w:val="left"/>
+            </w:pPr>
+            <w:r/>
             <w:r>
               <w:rPr>
-                <w:sz w:val="22"/>
-              </w:rPr>
-            </w:r>
-            <w:r>
-              <w:rPr>
-                <w:sz w:val="22"/>
+                <w:sz w:val="24"/>
               </w:rPr>
               <w:t>Затримка доставки зміни ціни клієнту</w:t>
             </w:r>
@@ -3248,17 +3615,18 @@
         </w:tc>
         <w:tc>
           <w:tcPr>
-            <w:tcW w:type="dxa" w:w="2160"/>
+            <w:tcW w:type="dxa" w:w="2409"/>
           </w:tcPr>
           <w:p>
+            <w:pPr>
+              <w:spacing w:line="240" w:lineRule="auto"/>
+              <w:ind w:firstLine="0"/>
+              <w:jc w:val="left"/>
+            </w:pPr>
+            <w:r/>
             <w:r>
               <w:rPr>
-                <w:sz w:val="22"/>
-              </w:rPr>
-            </w:r>
-            <w:r>
-              <w:rPr>
-                <w:sz w:val="22"/>
+                <w:sz w:val="24"/>
               </w:rPr>
               <w:t>p95 ≤ 2 с від запису в БД</w:t>
             </w:r>
@@ -3268,17 +3636,18 @@
       <w:tr>
         <w:tc>
           <w:tcPr>
-            <w:tcW w:type="dxa" w:w="2160"/>
+            <w:tcW w:type="dxa" w:w="2409"/>
           </w:tcPr>
           <w:p>
+            <w:pPr>
+              <w:spacing w:line="240" w:lineRule="auto"/>
+              <w:ind w:firstLine="0"/>
+              <w:jc w:val="left"/>
+            </w:pPr>
+            <w:r/>
             <w:r>
               <w:rPr>
-                <w:sz w:val="22"/>
-              </w:rPr>
-            </w:r>
-            <w:r>
-              <w:rPr>
-                <w:sz w:val="22"/>
+                <w:sz w:val="24"/>
               </w:rPr>
               <w:t>Продуктивність</w:t>
             </w:r>
@@ -3286,17 +3655,18 @@
         </w:tc>
         <w:tc>
           <w:tcPr>
-            <w:tcW w:type="dxa" w:w="2160"/>
+            <w:tcW w:type="dxa" w:w="2409"/>
           </w:tcPr>
           <w:p>
+            <w:pPr>
+              <w:spacing w:line="240" w:lineRule="auto"/>
+              <w:ind w:firstLine="0"/>
+              <w:jc w:val="left"/>
+            </w:pPr>
+            <w:r/>
             <w:r>
               <w:rPr>
-                <w:sz w:val="22"/>
-              </w:rPr>
-            </w:r>
-            <w:r>
-              <w:rPr>
-                <w:sz w:val="22"/>
+                <w:sz w:val="24"/>
               </w:rPr>
               <w:t>NFR-PERF-04</w:t>
             </w:r>
@@ -3304,17 +3674,18 @@
         </w:tc>
         <w:tc>
           <w:tcPr>
-            <w:tcW w:type="dxa" w:w="2160"/>
+            <w:tcW w:type="dxa" w:w="2409"/>
           </w:tcPr>
           <w:p>
+            <w:pPr>
+              <w:spacing w:line="240" w:lineRule="auto"/>
+              <w:ind w:firstLine="0"/>
+              <w:jc w:val="left"/>
+            </w:pPr>
+            <w:r/>
             <w:r>
               <w:rPr>
-                <w:sz w:val="22"/>
-              </w:rPr>
-            </w:r>
-            <w:r>
-              <w:rPr>
-                <w:sz w:val="22"/>
+                <w:sz w:val="24"/>
               </w:rPr>
               <w:t>Тривалість циклу перерахунку цін</w:t>
             </w:r>
@@ -3322,17 +3693,18 @@
         </w:tc>
         <w:tc>
           <w:tcPr>
-            <w:tcW w:type="dxa" w:w="2160"/>
+            <w:tcW w:type="dxa" w:w="2409"/>
           </w:tcPr>
           <w:p>
+            <w:pPr>
+              <w:spacing w:line="240" w:lineRule="auto"/>
+              <w:ind w:firstLine="0"/>
+              <w:jc w:val="left"/>
+            </w:pPr>
+            <w:r/>
             <w:r>
               <w:rPr>
-                <w:sz w:val="22"/>
-              </w:rPr>
-            </w:r>
-            <w:r>
-              <w:rPr>
-                <w:sz w:val="22"/>
+                <w:sz w:val="24"/>
               </w:rPr>
               <w:t>≤ 10 с для 10 000 активних лотів</w:t>
             </w:r>
@@ -3342,17 +3714,18 @@
       <w:tr>
         <w:tc>
           <w:tcPr>
-            <w:tcW w:type="dxa" w:w="2160"/>
+            <w:tcW w:type="dxa" w:w="2409"/>
           </w:tcPr>
           <w:p>
+            <w:pPr>
+              <w:spacing w:line="240" w:lineRule="auto"/>
+              <w:ind w:firstLine="0"/>
+              <w:jc w:val="left"/>
+            </w:pPr>
+            <w:r/>
             <w:r>
               <w:rPr>
-                <w:sz w:val="22"/>
-              </w:rPr>
-            </w:r>
-            <w:r>
-              <w:rPr>
-                <w:sz w:val="22"/>
+                <w:sz w:val="24"/>
               </w:rPr>
               <w:t>Масштабованість</w:t>
             </w:r>
@@ -3360,17 +3733,18 @@
         </w:tc>
         <w:tc>
           <w:tcPr>
-            <w:tcW w:type="dxa" w:w="2160"/>
+            <w:tcW w:type="dxa" w:w="2409"/>
           </w:tcPr>
           <w:p>
+            <w:pPr>
+              <w:spacing w:line="240" w:lineRule="auto"/>
+              <w:ind w:firstLine="0"/>
+              <w:jc w:val="left"/>
+            </w:pPr>
+            <w:r/>
             <w:r>
               <w:rPr>
-                <w:sz w:val="22"/>
-              </w:rPr>
-            </w:r>
-            <w:r>
-              <w:rPr>
-                <w:sz w:val="22"/>
+                <w:sz w:val="24"/>
               </w:rPr>
               <w:t>NFR-SCAL-01</w:t>
             </w:r>
@@ -3378,17 +3752,18 @@
         </w:tc>
         <w:tc>
           <w:tcPr>
-            <w:tcW w:type="dxa" w:w="2160"/>
+            <w:tcW w:type="dxa" w:w="2409"/>
           </w:tcPr>
           <w:p>
+            <w:pPr>
+              <w:spacing w:line="240" w:lineRule="auto"/>
+              <w:ind w:firstLine="0"/>
+              <w:jc w:val="left"/>
+            </w:pPr>
+            <w:r/>
             <w:r>
               <w:rPr>
-                <w:sz w:val="22"/>
-              </w:rPr>
-            </w:r>
-            <w:r>
-              <w:rPr>
-                <w:sz w:val="22"/>
+                <w:sz w:val="24"/>
               </w:rPr>
               <w:t>Кількість одночасних WebSocket-з'єднань</w:t>
             </w:r>
@@ -3396,19 +3771,20 @@
         </w:tc>
         <w:tc>
           <w:tcPr>
-            <w:tcW w:type="dxa" w:w="2160"/>
+            <w:tcW w:type="dxa" w:w="2409"/>
           </w:tcPr>
           <w:p>
+            <w:pPr>
+              <w:spacing w:line="240" w:lineRule="auto"/>
+              <w:ind w:firstLine="0"/>
+              <w:jc w:val="left"/>
+            </w:pPr>
+            <w:r/>
             <w:r>
               <w:rPr>
-                <w:sz w:val="22"/>
+                <w:sz w:val="24"/>
               </w:rPr>
-            </w:r>
-            <w:r>
-              <w:rPr>
-                <w:sz w:val="22"/>
-              </w:rPr>
-              <w:t>≥ 5 000 на 2 інстанси Realtime Gateway</w:t>
+              <w:t>≥ 5 000 на 2 екземпляри Realtime Gateway</w:t>
             </w:r>
           </w:p>
         </w:tc>
@@ -3416,17 +3792,18 @@
       <w:tr>
         <w:tc>
           <w:tcPr>
-            <w:tcW w:type="dxa" w:w="2160"/>
+            <w:tcW w:type="dxa" w:w="2409"/>
           </w:tcPr>
           <w:p>
+            <w:pPr>
+              <w:spacing w:line="240" w:lineRule="auto"/>
+              <w:ind w:firstLine="0"/>
+              <w:jc w:val="left"/>
+            </w:pPr>
+            <w:r/>
             <w:r>
               <w:rPr>
-                <w:sz w:val="22"/>
-              </w:rPr>
-            </w:r>
-            <w:r>
-              <w:rPr>
-                <w:sz w:val="22"/>
+                <w:sz w:val="24"/>
               </w:rPr>
               <w:t>Масштабованість</w:t>
             </w:r>
@@ -3434,17 +3811,18 @@
         </w:tc>
         <w:tc>
           <w:tcPr>
-            <w:tcW w:type="dxa" w:w="2160"/>
+            <w:tcW w:type="dxa" w:w="2409"/>
           </w:tcPr>
           <w:p>
+            <w:pPr>
+              <w:spacing w:line="240" w:lineRule="auto"/>
+              <w:ind w:firstLine="0"/>
+              <w:jc w:val="left"/>
+            </w:pPr>
+            <w:r/>
             <w:r>
               <w:rPr>
-                <w:sz w:val="22"/>
-              </w:rPr>
-            </w:r>
-            <w:r>
-              <w:rPr>
-                <w:sz w:val="22"/>
+                <w:sz w:val="24"/>
               </w:rPr>
               <w:t>NFR-SCAL-02</w:t>
             </w:r>
@@ -3452,17 +3830,18 @@
         </w:tc>
         <w:tc>
           <w:tcPr>
-            <w:tcW w:type="dxa" w:w="2160"/>
+            <w:tcW w:type="dxa" w:w="2409"/>
           </w:tcPr>
           <w:p>
+            <w:pPr>
+              <w:spacing w:line="240" w:lineRule="auto"/>
+              <w:ind w:firstLine="0"/>
+              <w:jc w:val="left"/>
+            </w:pPr>
+            <w:r/>
             <w:r>
               <w:rPr>
-                <w:sz w:val="22"/>
-              </w:rPr>
-            </w:r>
-            <w:r>
-              <w:rPr>
-                <w:sz w:val="22"/>
+                <w:sz w:val="24"/>
               </w:rPr>
               <w:t>Горизонтальне масштабування</w:t>
             </w:r>
@@ -3470,17 +3849,18 @@
         </w:tc>
         <w:tc>
           <w:tcPr>
-            <w:tcW w:type="dxa" w:w="2160"/>
+            <w:tcW w:type="dxa" w:w="2409"/>
           </w:tcPr>
           <w:p>
+            <w:pPr>
+              <w:spacing w:line="240" w:lineRule="auto"/>
+              <w:ind w:firstLine="0"/>
+              <w:jc w:val="left"/>
+            </w:pPr>
+            <w:r/>
             <w:r>
               <w:rPr>
-                <w:sz w:val="22"/>
-              </w:rPr>
-            </w:r>
-            <w:r>
-              <w:rPr>
-                <w:sz w:val="22"/>
+                <w:sz w:val="24"/>
               </w:rPr>
               <w:t>сервіси stateless; стан — у PostgreSQL/Redis</w:t>
             </w:r>
@@ -3490,17 +3870,18 @@
       <w:tr>
         <w:tc>
           <w:tcPr>
-            <w:tcW w:type="dxa" w:w="2160"/>
+            <w:tcW w:type="dxa" w:w="2409"/>
           </w:tcPr>
           <w:p>
+            <w:pPr>
+              <w:spacing w:line="240" w:lineRule="auto"/>
+              <w:ind w:firstLine="0"/>
+              <w:jc w:val="left"/>
+            </w:pPr>
+            <w:r/>
             <w:r>
               <w:rPr>
-                <w:sz w:val="22"/>
-              </w:rPr>
-            </w:r>
-            <w:r>
-              <w:rPr>
-                <w:sz w:val="22"/>
+                <w:sz w:val="24"/>
               </w:rPr>
               <w:t>Коректність</w:t>
             </w:r>
@@ -3508,17 +3889,18 @@
         </w:tc>
         <w:tc>
           <w:tcPr>
-            <w:tcW w:type="dxa" w:w="2160"/>
+            <w:tcW w:type="dxa" w:w="2409"/>
           </w:tcPr>
           <w:p>
+            <w:pPr>
+              <w:spacing w:line="240" w:lineRule="auto"/>
+              <w:ind w:firstLine="0"/>
+              <w:jc w:val="left"/>
+            </w:pPr>
+            <w:r/>
             <w:r>
               <w:rPr>
-                <w:sz w:val="22"/>
-              </w:rPr>
-            </w:r>
-            <w:r>
-              <w:rPr>
-                <w:sz w:val="22"/>
+                <w:sz w:val="24"/>
               </w:rPr>
               <w:t>NFR-CONS-01</w:t>
             </w:r>
@@ -3526,17 +3908,18 @@
         </w:tc>
         <w:tc>
           <w:tcPr>
-            <w:tcW w:type="dxa" w:w="2160"/>
+            <w:tcW w:type="dxa" w:w="2409"/>
           </w:tcPr>
           <w:p>
+            <w:pPr>
+              <w:spacing w:line="240" w:lineRule="auto"/>
+              <w:ind w:firstLine="0"/>
+              <w:jc w:val="left"/>
+            </w:pPr>
+            <w:r/>
             <w:r>
               <w:rPr>
-                <w:sz w:val="22"/>
-              </w:rPr>
-            </w:r>
-            <w:r>
-              <w:rPr>
-                <w:sz w:val="22"/>
+                <w:sz w:val="24"/>
               </w:rPr>
               <w:t>Подвійний продаж</w:t>
             </w:r>
@@ -3544,17 +3927,18 @@
         </w:tc>
         <w:tc>
           <w:tcPr>
-            <w:tcW w:type="dxa" w:w="2160"/>
+            <w:tcW w:type="dxa" w:w="2409"/>
           </w:tcPr>
           <w:p>
+            <w:pPr>
+              <w:spacing w:line="240" w:lineRule="auto"/>
+              <w:ind w:firstLine="0"/>
+              <w:jc w:val="left"/>
+            </w:pPr>
+            <w:r/>
             <w:r>
               <w:rPr>
-                <w:sz w:val="22"/>
-              </w:rPr>
-            </w:r>
-            <w:r>
-              <w:rPr>
-                <w:sz w:val="22"/>
+                <w:sz w:val="24"/>
               </w:rPr>
               <w:t>0 випадків у стрес-тесті 1 000 запитів на 10 одиниць</w:t>
             </w:r>
@@ -3564,17 +3948,18 @@
       <w:tr>
         <w:tc>
           <w:tcPr>
-            <w:tcW w:type="dxa" w:w="2160"/>
+            <w:tcW w:type="dxa" w:w="2409"/>
           </w:tcPr>
           <w:p>
+            <w:pPr>
+              <w:spacing w:line="240" w:lineRule="auto"/>
+              <w:ind w:firstLine="0"/>
+              <w:jc w:val="left"/>
+            </w:pPr>
+            <w:r/>
             <w:r>
               <w:rPr>
-                <w:sz w:val="22"/>
-              </w:rPr>
-            </w:r>
-            <w:r>
-              <w:rPr>
-                <w:sz w:val="22"/>
+                <w:sz w:val="24"/>
               </w:rPr>
               <w:t>Безпека</w:t>
             </w:r>
@@ -3582,17 +3967,18 @@
         </w:tc>
         <w:tc>
           <w:tcPr>
-            <w:tcW w:type="dxa" w:w="2160"/>
+            <w:tcW w:type="dxa" w:w="2409"/>
           </w:tcPr>
           <w:p>
+            <w:pPr>
+              <w:spacing w:line="240" w:lineRule="auto"/>
+              <w:ind w:firstLine="0"/>
+              <w:jc w:val="left"/>
+            </w:pPr>
+            <w:r/>
             <w:r>
               <w:rPr>
-                <w:sz w:val="22"/>
-              </w:rPr>
-            </w:r>
-            <w:r>
-              <w:rPr>
-                <w:sz w:val="22"/>
+                <w:sz w:val="24"/>
               </w:rPr>
               <w:t>NFR-SEC-01</w:t>
             </w:r>
@@ -3600,17 +3986,18 @@
         </w:tc>
         <w:tc>
           <w:tcPr>
-            <w:tcW w:type="dxa" w:w="2160"/>
+            <w:tcW w:type="dxa" w:w="2409"/>
           </w:tcPr>
           <w:p>
+            <w:pPr>
+              <w:spacing w:line="240" w:lineRule="auto"/>
+              <w:ind w:firstLine="0"/>
+              <w:jc w:val="left"/>
+            </w:pPr>
+            <w:r/>
             <w:r>
               <w:rPr>
-                <w:sz w:val="22"/>
-              </w:rPr>
-            </w:r>
-            <w:r>
-              <w:rPr>
-                <w:sz w:val="22"/>
+                <w:sz w:val="24"/>
               </w:rPr>
               <w:t>Автентифікація</w:t>
             </w:r>
@@ -3618,17 +4005,18 @@
         </w:tc>
         <w:tc>
           <w:tcPr>
-            <w:tcW w:type="dxa" w:w="2160"/>
+            <w:tcW w:type="dxa" w:w="2409"/>
           </w:tcPr>
           <w:p>
+            <w:pPr>
+              <w:spacing w:line="240" w:lineRule="auto"/>
+              <w:ind w:firstLine="0"/>
+              <w:jc w:val="left"/>
+            </w:pPr>
+            <w:r/>
             <w:r>
               <w:rPr>
-                <w:sz w:val="22"/>
-              </w:rPr>
-            </w:r>
-            <w:r>
-              <w:rPr>
-                <w:sz w:val="22"/>
+                <w:sz w:val="24"/>
               </w:rPr>
               <w:t>JWT RS256, access 15 хв, refresh 30 діб з ротацією</w:t>
             </w:r>
@@ -3638,17 +4026,18 @@
       <w:tr>
         <w:tc>
           <w:tcPr>
-            <w:tcW w:type="dxa" w:w="2160"/>
+            <w:tcW w:type="dxa" w:w="2409"/>
           </w:tcPr>
           <w:p>
+            <w:pPr>
+              <w:spacing w:line="240" w:lineRule="auto"/>
+              <w:ind w:firstLine="0"/>
+              <w:jc w:val="left"/>
+            </w:pPr>
+            <w:r/>
             <w:r>
               <w:rPr>
-                <w:sz w:val="22"/>
-              </w:rPr>
-            </w:r>
-            <w:r>
-              <w:rPr>
-                <w:sz w:val="22"/>
+                <w:sz w:val="24"/>
               </w:rPr>
               <w:t>Безпека</w:t>
             </w:r>
@@ -3656,17 +4045,18 @@
         </w:tc>
         <w:tc>
           <w:tcPr>
-            <w:tcW w:type="dxa" w:w="2160"/>
+            <w:tcW w:type="dxa" w:w="2409"/>
           </w:tcPr>
           <w:p>
+            <w:pPr>
+              <w:spacing w:line="240" w:lineRule="auto"/>
+              <w:ind w:firstLine="0"/>
+              <w:jc w:val="left"/>
+            </w:pPr>
+            <w:r/>
             <w:r>
               <w:rPr>
-                <w:sz w:val="22"/>
-              </w:rPr>
-            </w:r>
-            <w:r>
-              <w:rPr>
-                <w:sz w:val="22"/>
+                <w:sz w:val="24"/>
               </w:rPr>
               <w:t>NFR-SEC-02</w:t>
             </w:r>
@@ -3674,17 +4064,18 @@
         </w:tc>
         <w:tc>
           <w:tcPr>
-            <w:tcW w:type="dxa" w:w="2160"/>
+            <w:tcW w:type="dxa" w:w="2409"/>
           </w:tcPr>
           <w:p>
+            <w:pPr>
+              <w:spacing w:line="240" w:lineRule="auto"/>
+              <w:ind w:firstLine="0"/>
+              <w:jc w:val="left"/>
+            </w:pPr>
+            <w:r/>
             <w:r>
               <w:rPr>
-                <w:sz w:val="22"/>
-              </w:rPr>
-            </w:r>
-            <w:r>
-              <w:rPr>
-                <w:sz w:val="22"/>
+                <w:sz w:val="24"/>
               </w:rPr>
               <w:t>Транспорт і зберігання</w:t>
             </w:r>
@@ -3692,17 +4083,18 @@
         </w:tc>
         <w:tc>
           <w:tcPr>
-            <w:tcW w:type="dxa" w:w="2160"/>
+            <w:tcW w:type="dxa" w:w="2409"/>
           </w:tcPr>
           <w:p>
+            <w:pPr>
+              <w:spacing w:line="240" w:lineRule="auto"/>
+              <w:ind w:firstLine="0"/>
+              <w:jc w:val="left"/>
+            </w:pPr>
+            <w:r/>
             <w:r>
               <w:rPr>
-                <w:sz w:val="22"/>
-              </w:rPr>
-            </w:r>
-            <w:r>
-              <w:rPr>
-                <w:sz w:val="22"/>
+                <w:sz w:val="24"/>
               </w:rPr>
               <w:t>TLS 1.3; паролі — Argon2id</w:t>
             </w:r>
@@ -3712,17 +4104,18 @@
       <w:tr>
         <w:tc>
           <w:tcPr>
-            <w:tcW w:type="dxa" w:w="2160"/>
+            <w:tcW w:type="dxa" w:w="2409"/>
           </w:tcPr>
           <w:p>
+            <w:pPr>
+              <w:spacing w:line="240" w:lineRule="auto"/>
+              <w:ind w:firstLine="0"/>
+              <w:jc w:val="left"/>
+            </w:pPr>
+            <w:r/>
             <w:r>
               <w:rPr>
-                <w:sz w:val="22"/>
-              </w:rPr>
-            </w:r>
-            <w:r>
-              <w:rPr>
-                <w:sz w:val="22"/>
+                <w:sz w:val="24"/>
               </w:rPr>
               <w:t>Безпека</w:t>
             </w:r>
@@ -3730,17 +4123,18 @@
         </w:tc>
         <w:tc>
           <w:tcPr>
-            <w:tcW w:type="dxa" w:w="2160"/>
+            <w:tcW w:type="dxa" w:w="2409"/>
           </w:tcPr>
           <w:p>
+            <w:pPr>
+              <w:spacing w:line="240" w:lineRule="auto"/>
+              <w:ind w:firstLine="0"/>
+              <w:jc w:val="left"/>
+            </w:pPr>
+            <w:r/>
             <w:r>
               <w:rPr>
-                <w:sz w:val="22"/>
-              </w:rPr>
-            </w:r>
-            <w:r>
-              <w:rPr>
-                <w:sz w:val="22"/>
+                <w:sz w:val="24"/>
               </w:rPr>
               <w:t>NFR-SEC-03</w:t>
             </w:r>
@@ -3748,17 +4142,18 @@
         </w:tc>
         <w:tc>
           <w:tcPr>
-            <w:tcW w:type="dxa" w:w="2160"/>
+            <w:tcW w:type="dxa" w:w="2409"/>
           </w:tcPr>
           <w:p>
+            <w:pPr>
+              <w:spacing w:line="240" w:lineRule="auto"/>
+              <w:ind w:firstLine="0"/>
+              <w:jc w:val="left"/>
+            </w:pPr>
+            <w:r/>
             <w:r>
               <w:rPr>
-                <w:sz w:val="22"/>
-              </w:rPr>
-            </w:r>
-            <w:r>
-              <w:rPr>
-                <w:sz w:val="22"/>
+                <w:sz w:val="24"/>
               </w:rPr>
               <w:t>Обмеження частоти запитів</w:t>
             </w:r>
@@ -3766,17 +4161,18 @@
         </w:tc>
         <w:tc>
           <w:tcPr>
-            <w:tcW w:type="dxa" w:w="2160"/>
+            <w:tcW w:type="dxa" w:w="2409"/>
           </w:tcPr>
           <w:p>
+            <w:pPr>
+              <w:spacing w:line="240" w:lineRule="auto"/>
+              <w:ind w:firstLine="0"/>
+              <w:jc w:val="left"/>
+            </w:pPr>
+            <w:r/>
             <w:r>
               <w:rPr>
-                <w:sz w:val="22"/>
-              </w:rPr>
-            </w:r>
-            <w:r>
-              <w:rPr>
-                <w:sz w:val="22"/>
+                <w:sz w:val="24"/>
               </w:rPr>
               <w:t>100 запитів/хв на користувача; 10 спроб резерву/хв</w:t>
             </w:r>
@@ -3786,17 +4182,18 @@
       <w:tr>
         <w:tc>
           <w:tcPr>
-            <w:tcW w:type="dxa" w:w="2160"/>
+            <w:tcW w:type="dxa" w:w="2409"/>
           </w:tcPr>
           <w:p>
+            <w:pPr>
+              <w:spacing w:line="240" w:lineRule="auto"/>
+              <w:ind w:firstLine="0"/>
+              <w:jc w:val="left"/>
+            </w:pPr>
+            <w:r/>
             <w:r>
               <w:rPr>
-                <w:sz w:val="22"/>
-              </w:rPr>
-            </w:r>
-            <w:r>
-              <w:rPr>
-                <w:sz w:val="22"/>
+                <w:sz w:val="24"/>
               </w:rPr>
               <w:t>Безпека</w:t>
             </w:r>
@@ -3804,17 +4201,18 @@
         </w:tc>
         <w:tc>
           <w:tcPr>
-            <w:tcW w:type="dxa" w:w="2160"/>
+            <w:tcW w:type="dxa" w:w="2409"/>
           </w:tcPr>
           <w:p>
+            <w:pPr>
+              <w:spacing w:line="240" w:lineRule="auto"/>
+              <w:ind w:firstLine="0"/>
+              <w:jc w:val="left"/>
+            </w:pPr>
+            <w:r/>
             <w:r>
               <w:rPr>
-                <w:sz w:val="22"/>
-              </w:rPr>
-            </w:r>
-            <w:r>
-              <w:rPr>
-                <w:sz w:val="22"/>
+                <w:sz w:val="24"/>
               </w:rPr>
               <w:t>NFR-SEC-04</w:t>
             </w:r>
@@ -3822,17 +4220,18 @@
         </w:tc>
         <w:tc>
           <w:tcPr>
-            <w:tcW w:type="dxa" w:w="2160"/>
+            <w:tcW w:type="dxa" w:w="2409"/>
           </w:tcPr>
           <w:p>
+            <w:pPr>
+              <w:spacing w:line="240" w:lineRule="auto"/>
+              <w:ind w:firstLine="0"/>
+              <w:jc w:val="left"/>
+            </w:pPr>
+            <w:r/>
             <w:r>
               <w:rPr>
-                <w:sz w:val="22"/>
-              </w:rPr>
-            </w:r>
-            <w:r>
-              <w:rPr>
-                <w:sz w:val="22"/>
+                <w:sz w:val="24"/>
               </w:rPr>
               <w:t>Відповідність стандартам</w:t>
             </w:r>
@@ -3840,17 +4239,18 @@
         </w:tc>
         <w:tc>
           <w:tcPr>
-            <w:tcW w:type="dxa" w:w="2160"/>
+            <w:tcW w:type="dxa" w:w="2409"/>
           </w:tcPr>
           <w:p>
+            <w:pPr>
+              <w:spacing w:line="240" w:lineRule="auto"/>
+              <w:ind w:firstLine="0"/>
+              <w:jc w:val="left"/>
+            </w:pPr>
+            <w:r/>
             <w:r>
               <w:rPr>
-                <w:sz w:val="22"/>
-              </w:rPr>
-            </w:r>
-            <w:r>
-              <w:rPr>
-                <w:sz w:val="22"/>
+                <w:sz w:val="24"/>
               </w:rPr>
               <w:t>OWASP API Top 10 (2023); 0 вразливостей Critical/High (Trivy)</w:t>
             </w:r>
@@ -3860,17 +4260,18 @@
       <w:tr>
         <w:tc>
           <w:tcPr>
-            <w:tcW w:type="dxa" w:w="2160"/>
+            <w:tcW w:type="dxa" w:w="2409"/>
           </w:tcPr>
           <w:p>
+            <w:pPr>
+              <w:spacing w:line="240" w:lineRule="auto"/>
+              <w:ind w:firstLine="0"/>
+              <w:jc w:val="left"/>
+            </w:pPr>
+            <w:r/>
             <w:r>
               <w:rPr>
-                <w:sz w:val="22"/>
-              </w:rPr>
-            </w:r>
-            <w:r>
-              <w:rPr>
-                <w:sz w:val="22"/>
+                <w:sz w:val="24"/>
               </w:rPr>
               <w:t>Комплаєнс</w:t>
             </w:r>
@@ -3878,17 +4279,18 @@
         </w:tc>
         <w:tc>
           <w:tcPr>
-            <w:tcW w:type="dxa" w:w="2160"/>
+            <w:tcW w:type="dxa" w:w="2409"/>
           </w:tcPr>
           <w:p>
+            <w:pPr>
+              <w:spacing w:line="240" w:lineRule="auto"/>
+              <w:ind w:firstLine="0"/>
+              <w:jc w:val="left"/>
+            </w:pPr>
+            <w:r/>
             <w:r>
               <w:rPr>
-                <w:sz w:val="22"/>
-              </w:rPr>
-            </w:r>
-            <w:r>
-              <w:rPr>
-                <w:sz w:val="22"/>
+                <w:sz w:val="24"/>
               </w:rPr>
               <w:t>NFR-COMP-01</w:t>
             </w:r>
@@ -3896,17 +4298,18 @@
         </w:tc>
         <w:tc>
           <w:tcPr>
-            <w:tcW w:type="dxa" w:w="2160"/>
+            <w:tcW w:type="dxa" w:w="2409"/>
           </w:tcPr>
           <w:p>
+            <w:pPr>
+              <w:spacing w:line="240" w:lineRule="auto"/>
+              <w:ind w:firstLine="0"/>
+              <w:jc w:val="left"/>
+            </w:pPr>
+            <w:r/>
             <w:r>
               <w:rPr>
-                <w:sz w:val="22"/>
-              </w:rPr>
-            </w:r>
-            <w:r>
-              <w:rPr>
-                <w:sz w:val="22"/>
+                <w:sz w:val="24"/>
               </w:rPr>
               <w:t>Персональні дані</w:t>
             </w:r>
@@ -3914,17 +4317,18 @@
         </w:tc>
         <w:tc>
           <w:tcPr>
-            <w:tcW w:type="dxa" w:w="2160"/>
+            <w:tcW w:type="dxa" w:w="2409"/>
           </w:tcPr>
           <w:p>
+            <w:pPr>
+              <w:spacing w:line="240" w:lineRule="auto"/>
+              <w:ind w:firstLine="0"/>
+              <w:jc w:val="left"/>
+            </w:pPr>
+            <w:r/>
             <w:r>
               <w:rPr>
-                <w:sz w:val="22"/>
-              </w:rPr>
-            </w:r>
-            <w:r>
-              <w:rPr>
-                <w:sz w:val="22"/>
+                <w:sz w:val="24"/>
               </w:rPr>
               <w:t>видалення акаунта ≤ 30 діб; точна геолокація не зберігається</w:t>
             </w:r>
@@ -3934,17 +4338,18 @@
       <w:tr>
         <w:tc>
           <w:tcPr>
-            <w:tcW w:type="dxa" w:w="2160"/>
+            <w:tcW w:type="dxa" w:w="2409"/>
           </w:tcPr>
           <w:p>
+            <w:pPr>
+              <w:spacing w:line="240" w:lineRule="auto"/>
+              <w:ind w:firstLine="0"/>
+              <w:jc w:val="left"/>
+            </w:pPr>
+            <w:r/>
             <w:r>
               <w:rPr>
-                <w:sz w:val="22"/>
-              </w:rPr>
-            </w:r>
-            <w:r>
-              <w:rPr>
-                <w:sz w:val="22"/>
+                <w:sz w:val="24"/>
               </w:rPr>
               <w:t>Надійність</w:t>
             </w:r>
@@ -3952,17 +4357,18 @@
         </w:tc>
         <w:tc>
           <w:tcPr>
-            <w:tcW w:type="dxa" w:w="2160"/>
+            <w:tcW w:type="dxa" w:w="2409"/>
           </w:tcPr>
           <w:p>
+            <w:pPr>
+              <w:spacing w:line="240" w:lineRule="auto"/>
+              <w:ind w:firstLine="0"/>
+              <w:jc w:val="left"/>
+            </w:pPr>
+            <w:r/>
             <w:r>
               <w:rPr>
-                <w:sz w:val="22"/>
-              </w:rPr>
-            </w:r>
-            <w:r>
-              <w:rPr>
-                <w:sz w:val="22"/>
+                <w:sz w:val="24"/>
               </w:rPr>
               <w:t>NFR-REL-01</w:t>
             </w:r>
@@ -3970,17 +4376,18 @@
         </w:tc>
         <w:tc>
           <w:tcPr>
-            <w:tcW w:type="dxa" w:w="2160"/>
+            <w:tcW w:type="dxa" w:w="2409"/>
           </w:tcPr>
           <w:p>
+            <w:pPr>
+              <w:spacing w:line="240" w:lineRule="auto"/>
+              <w:ind w:firstLine="0"/>
+              <w:jc w:val="left"/>
+            </w:pPr>
+            <w:r/>
             <w:r>
               <w:rPr>
-                <w:sz w:val="22"/>
-              </w:rPr>
-            </w:r>
-            <w:r>
-              <w:rPr>
-                <w:sz w:val="22"/>
+                <w:sz w:val="24"/>
               </w:rPr>
               <w:t>Доступність API</w:t>
             </w:r>
@@ -3988,17 +4395,18 @@
         </w:tc>
         <w:tc>
           <w:tcPr>
-            <w:tcW w:type="dxa" w:w="2160"/>
+            <w:tcW w:type="dxa" w:w="2409"/>
           </w:tcPr>
           <w:p>
+            <w:pPr>
+              <w:spacing w:line="240" w:lineRule="auto"/>
+              <w:ind w:firstLine="0"/>
+              <w:jc w:val="left"/>
+            </w:pPr>
+            <w:r/>
             <w:r>
               <w:rPr>
-                <w:sz w:val="22"/>
-              </w:rPr>
-            </w:r>
-            <w:r>
-              <w:rPr>
-                <w:sz w:val="22"/>
+                <w:sz w:val="24"/>
               </w:rPr>
               <w:t>≥ 99,5% на місяць</w:t>
             </w:r>
@@ -4008,17 +4416,18 @@
       <w:tr>
         <w:tc>
           <w:tcPr>
-            <w:tcW w:type="dxa" w:w="2160"/>
+            <w:tcW w:type="dxa" w:w="2409"/>
           </w:tcPr>
           <w:p>
+            <w:pPr>
+              <w:spacing w:line="240" w:lineRule="auto"/>
+              <w:ind w:firstLine="0"/>
+              <w:jc w:val="left"/>
+            </w:pPr>
+            <w:r/>
             <w:r>
               <w:rPr>
-                <w:sz w:val="22"/>
-              </w:rPr>
-            </w:r>
-            <w:r>
-              <w:rPr>
-                <w:sz w:val="22"/>
+                <w:sz w:val="24"/>
               </w:rPr>
               <w:t>Надійність</w:t>
             </w:r>
@@ -4026,17 +4435,18 @@
         </w:tc>
         <w:tc>
           <w:tcPr>
-            <w:tcW w:type="dxa" w:w="2160"/>
+            <w:tcW w:type="dxa" w:w="2409"/>
           </w:tcPr>
           <w:p>
+            <w:pPr>
+              <w:spacing w:line="240" w:lineRule="auto"/>
+              <w:ind w:firstLine="0"/>
+              <w:jc w:val="left"/>
+            </w:pPr>
+            <w:r/>
             <w:r>
               <w:rPr>
-                <w:sz w:val="22"/>
-              </w:rPr>
-            </w:r>
-            <w:r>
-              <w:rPr>
-                <w:sz w:val="22"/>
+                <w:sz w:val="24"/>
               </w:rPr>
               <w:t>NFR-REL-02</w:t>
             </w:r>
@@ -4044,17 +4454,18 @@
         </w:tc>
         <w:tc>
           <w:tcPr>
-            <w:tcW w:type="dxa" w:w="2160"/>
+            <w:tcW w:type="dxa" w:w="2409"/>
           </w:tcPr>
           <w:p>
+            <w:pPr>
+              <w:spacing w:line="240" w:lineRule="auto"/>
+              <w:ind w:firstLine="0"/>
+              <w:jc w:val="left"/>
+            </w:pPr>
+            <w:r/>
             <w:r>
               <w:rPr>
-                <w:sz w:val="22"/>
-              </w:rPr>
-            </w:r>
-            <w:r>
-              <w:rPr>
-                <w:sz w:val="22"/>
+                <w:sz w:val="24"/>
               </w:rPr>
               <w:t>Резервне копіювання</w:t>
             </w:r>
@@ -4062,30 +4473,30 @@
         </w:tc>
         <w:tc>
           <w:tcPr>
-            <w:tcW w:type="dxa" w:w="2160"/>
+            <w:tcW w:type="dxa" w:w="2409"/>
           </w:tcPr>
           <w:p>
+            <w:pPr>
+              <w:spacing w:line="240" w:lineRule="auto"/>
+              <w:ind w:firstLine="0"/>
+              <w:jc w:val="left"/>
+            </w:pPr>
+            <w:r/>
             <w:r>
               <w:rPr>
-                <w:sz w:val="22"/>
-              </w:rPr>
-            </w:r>
-            <w:r>
-              <w:rPr>
-                <w:sz w:val="22"/>
+                <w:sz w:val="24"/>
               </w:rPr>
               <w:t xml:space="preserve">RPO ≤ 24 год, RTO ≤ 1 год (щоденний </w:t>
             </w:r>
             <w:r>
               <w:rPr>
-                <w:rFonts w:ascii="Consolas" w:hAnsi="Consolas"/>
-                <w:sz w:val="22"/>
+                <w:sz w:val="24"/>
               </w:rPr>
               <w:t>pg_dump</w:t>
             </w:r>
             <w:r>
               <w:rPr>
-                <w:sz w:val="22"/>
+                <w:sz w:val="24"/>
               </w:rPr>
               <w:t>)</w:t>
             </w:r>
@@ -4095,17 +4506,18 @@
       <w:tr>
         <w:tc>
           <w:tcPr>
-            <w:tcW w:type="dxa" w:w="2160"/>
+            <w:tcW w:type="dxa" w:w="2409"/>
           </w:tcPr>
           <w:p>
+            <w:pPr>
+              <w:spacing w:line="240" w:lineRule="auto"/>
+              <w:ind w:firstLine="0"/>
+              <w:jc w:val="left"/>
+            </w:pPr>
+            <w:r/>
             <w:r>
               <w:rPr>
-                <w:sz w:val="22"/>
-              </w:rPr>
-            </w:r>
-            <w:r>
-              <w:rPr>
-                <w:sz w:val="22"/>
+                <w:sz w:val="24"/>
               </w:rPr>
               <w:t>Надійність</w:t>
             </w:r>
@@ -4113,17 +4525,18 @@
         </w:tc>
         <w:tc>
           <w:tcPr>
-            <w:tcW w:type="dxa" w:w="2160"/>
+            <w:tcW w:type="dxa" w:w="2409"/>
           </w:tcPr>
           <w:p>
+            <w:pPr>
+              <w:spacing w:line="240" w:lineRule="auto"/>
+              <w:ind w:firstLine="0"/>
+              <w:jc w:val="left"/>
+            </w:pPr>
+            <w:r/>
             <w:r>
               <w:rPr>
-                <w:sz w:val="22"/>
-              </w:rPr>
-            </w:r>
-            <w:r>
-              <w:rPr>
-                <w:sz w:val="22"/>
+                <w:sz w:val="24"/>
               </w:rPr>
               <w:t>NFR-REL-03</w:t>
             </w:r>
@@ -4131,17 +4544,18 @@
         </w:tc>
         <w:tc>
           <w:tcPr>
-            <w:tcW w:type="dxa" w:w="2160"/>
+            <w:tcW w:type="dxa" w:w="2409"/>
           </w:tcPr>
           <w:p>
+            <w:pPr>
+              <w:spacing w:line="240" w:lineRule="auto"/>
+              <w:ind w:firstLine="0"/>
+              <w:jc w:val="left"/>
+            </w:pPr>
+            <w:r/>
             <w:r>
               <w:rPr>
-                <w:sz w:val="22"/>
-              </w:rPr>
-            </w:r>
-            <w:r>
-              <w:rPr>
-                <w:sz w:val="22"/>
+                <w:sz w:val="24"/>
               </w:rPr>
               <w:t>Фонові задачі</w:t>
             </w:r>
@@ -4149,17 +4563,18 @@
         </w:tc>
         <w:tc>
           <w:tcPr>
-            <w:tcW w:type="dxa" w:w="2160"/>
+            <w:tcW w:type="dxa" w:w="2409"/>
           </w:tcPr>
           <w:p>
+            <w:pPr>
+              <w:spacing w:line="240" w:lineRule="auto"/>
+              <w:ind w:firstLine="0"/>
+              <w:jc w:val="left"/>
+            </w:pPr>
+            <w:r/>
             <w:r>
               <w:rPr>
-                <w:sz w:val="22"/>
-              </w:rPr>
-            </w:r>
-            <w:r>
-              <w:rPr>
-                <w:sz w:val="22"/>
+                <w:sz w:val="24"/>
               </w:rPr>
               <w:t>at-least-once, 3 повтори з exponential backoff, dead-letter queue</w:t>
             </w:r>
@@ -4169,17 +4584,18 @@
       <w:tr>
         <w:tc>
           <w:tcPr>
-            <w:tcW w:type="dxa" w:w="2160"/>
+            <w:tcW w:type="dxa" w:w="2409"/>
           </w:tcPr>
           <w:p>
+            <w:pPr>
+              <w:spacing w:line="240" w:lineRule="auto"/>
+              <w:ind w:firstLine="0"/>
+              <w:jc w:val="left"/>
+            </w:pPr>
+            <w:r/>
             <w:r>
               <w:rPr>
-                <w:sz w:val="22"/>
-              </w:rPr>
-            </w:r>
-            <w:r>
-              <w:rPr>
-                <w:sz w:val="22"/>
+                <w:sz w:val="24"/>
               </w:rPr>
               <w:t>Інфраструктура</w:t>
             </w:r>
@@ -4187,17 +4603,18 @@
         </w:tc>
         <w:tc>
           <w:tcPr>
-            <w:tcW w:type="dxa" w:w="2160"/>
+            <w:tcW w:type="dxa" w:w="2409"/>
           </w:tcPr>
           <w:p>
+            <w:pPr>
+              <w:spacing w:line="240" w:lineRule="auto"/>
+              <w:ind w:firstLine="0"/>
+              <w:jc w:val="left"/>
+            </w:pPr>
+            <w:r/>
             <w:r>
               <w:rPr>
-                <w:sz w:val="22"/>
-              </w:rPr>
-            </w:r>
-            <w:r>
-              <w:rPr>
-                <w:sz w:val="22"/>
+                <w:sz w:val="24"/>
               </w:rPr>
               <w:t>NFR-INF-01</w:t>
             </w:r>
@@ -4205,17 +4622,18 @@
         </w:tc>
         <w:tc>
           <w:tcPr>
-            <w:tcW w:type="dxa" w:w="2160"/>
+            <w:tcW w:type="dxa" w:w="2409"/>
           </w:tcPr>
           <w:p>
+            <w:pPr>
+              <w:spacing w:line="240" w:lineRule="auto"/>
+              <w:ind w:firstLine="0"/>
+              <w:jc w:val="left"/>
+            </w:pPr>
+            <w:r/>
             <w:r>
               <w:rPr>
-                <w:sz w:val="22"/>
-              </w:rPr>
-            </w:r>
-            <w:r>
-              <w:rPr>
-                <w:sz w:val="22"/>
+                <w:sz w:val="24"/>
               </w:rPr>
               <w:t>Контейнеризація</w:t>
             </w:r>
@@ -4223,17 +4641,18 @@
         </w:tc>
         <w:tc>
           <w:tcPr>
-            <w:tcW w:type="dxa" w:w="2160"/>
+            <w:tcW w:type="dxa" w:w="2409"/>
           </w:tcPr>
           <w:p>
+            <w:pPr>
+              <w:spacing w:line="240" w:lineRule="auto"/>
+              <w:ind w:firstLine="0"/>
+              <w:jc w:val="left"/>
+            </w:pPr>
+            <w:r/>
             <w:r>
               <w:rPr>
-                <w:sz w:val="22"/>
-              </w:rPr>
-            </w:r>
-            <w:r>
-              <w:rPr>
-                <w:sz w:val="22"/>
+                <w:sz w:val="24"/>
               </w:rPr>
               <w:t>Docker Compose; образ сервісу ≤ 300 МБ</w:t>
             </w:r>
@@ -4243,17 +4662,18 @@
       <w:tr>
         <w:tc>
           <w:tcPr>
-            <w:tcW w:type="dxa" w:w="2160"/>
+            <w:tcW w:type="dxa" w:w="2409"/>
           </w:tcPr>
           <w:p>
+            <w:pPr>
+              <w:spacing w:line="240" w:lineRule="auto"/>
+              <w:ind w:firstLine="0"/>
+              <w:jc w:val="left"/>
+            </w:pPr>
+            <w:r/>
             <w:r>
               <w:rPr>
-                <w:sz w:val="22"/>
-              </w:rPr>
-            </w:r>
-            <w:r>
-              <w:rPr>
-                <w:sz w:val="22"/>
+                <w:sz w:val="24"/>
               </w:rPr>
               <w:t>Інфраструктура</w:t>
             </w:r>
@@ -4261,17 +4681,18 @@
         </w:tc>
         <w:tc>
           <w:tcPr>
-            <w:tcW w:type="dxa" w:w="2160"/>
+            <w:tcW w:type="dxa" w:w="2409"/>
           </w:tcPr>
           <w:p>
+            <w:pPr>
+              <w:spacing w:line="240" w:lineRule="auto"/>
+              <w:ind w:firstLine="0"/>
+              <w:jc w:val="left"/>
+            </w:pPr>
+            <w:r/>
             <w:r>
               <w:rPr>
-                <w:sz w:val="22"/>
-              </w:rPr>
-            </w:r>
-            <w:r>
-              <w:rPr>
-                <w:sz w:val="22"/>
+                <w:sz w:val="24"/>
               </w:rPr>
               <w:t>NFR-INF-02</w:t>
             </w:r>
@@ -4279,17 +4700,18 @@
         </w:tc>
         <w:tc>
           <w:tcPr>
-            <w:tcW w:type="dxa" w:w="2160"/>
+            <w:tcW w:type="dxa" w:w="2409"/>
           </w:tcPr>
           <w:p>
+            <w:pPr>
+              <w:spacing w:line="240" w:lineRule="auto"/>
+              <w:ind w:firstLine="0"/>
+              <w:jc w:val="left"/>
+            </w:pPr>
+            <w:r/>
             <w:r>
               <w:rPr>
-                <w:sz w:val="22"/>
-              </w:rPr>
-            </w:r>
-            <w:r>
-              <w:rPr>
-                <w:sz w:val="22"/>
+                <w:sz w:val="24"/>
               </w:rPr>
               <w:t>CI/CD</w:t>
             </w:r>
@@ -4297,17 +4719,18 @@
         </w:tc>
         <w:tc>
           <w:tcPr>
-            <w:tcW w:type="dxa" w:w="2160"/>
+            <w:tcW w:type="dxa" w:w="2409"/>
           </w:tcPr>
           <w:p>
+            <w:pPr>
+              <w:spacing w:line="240" w:lineRule="auto"/>
+              <w:ind w:firstLine="0"/>
+              <w:jc w:val="left"/>
+            </w:pPr>
+            <w:r/>
             <w:r>
               <w:rPr>
-                <w:sz w:val="22"/>
-              </w:rPr>
-            </w:r>
-            <w:r>
-              <w:rPr>
-                <w:sz w:val="22"/>
+                <w:sz w:val="24"/>
               </w:rPr>
               <w:t>GitHub Actions; конвеєр ≤ 10 хв; покриття доменних модулів ≥ 70%</w:t>
             </w:r>
@@ -4317,17 +4740,18 @@
       <w:tr>
         <w:tc>
           <w:tcPr>
-            <w:tcW w:type="dxa" w:w="2160"/>
+            <w:tcW w:type="dxa" w:w="2409"/>
           </w:tcPr>
           <w:p>
+            <w:pPr>
+              <w:spacing w:line="240" w:lineRule="auto"/>
+              <w:ind w:firstLine="0"/>
+              <w:jc w:val="left"/>
+            </w:pPr>
+            <w:r/>
             <w:r>
               <w:rPr>
-                <w:sz w:val="22"/>
-              </w:rPr>
-            </w:r>
-            <w:r>
-              <w:rPr>
-                <w:sz w:val="22"/>
+                <w:sz w:val="24"/>
               </w:rPr>
               <w:t>Спостережуваність</w:t>
             </w:r>
@@ -4335,17 +4759,18 @@
         </w:tc>
         <w:tc>
           <w:tcPr>
-            <w:tcW w:type="dxa" w:w="2160"/>
+            <w:tcW w:type="dxa" w:w="2409"/>
           </w:tcPr>
           <w:p>
+            <w:pPr>
+              <w:spacing w:line="240" w:lineRule="auto"/>
+              <w:ind w:firstLine="0"/>
+              <w:jc w:val="left"/>
+            </w:pPr>
+            <w:r/>
             <w:r>
               <w:rPr>
-                <w:sz w:val="22"/>
-              </w:rPr>
-            </w:r>
-            <w:r>
-              <w:rPr>
-                <w:sz w:val="22"/>
+                <w:sz w:val="24"/>
               </w:rPr>
               <w:t>NFR-OBS-01</w:t>
             </w:r>
@@ -4353,17 +4778,18 @@
         </w:tc>
         <w:tc>
           <w:tcPr>
-            <w:tcW w:type="dxa" w:w="2160"/>
+            <w:tcW w:type="dxa" w:w="2409"/>
           </w:tcPr>
           <w:p>
+            <w:pPr>
+              <w:spacing w:line="240" w:lineRule="auto"/>
+              <w:ind w:firstLine="0"/>
+              <w:jc w:val="left"/>
+            </w:pPr>
+            <w:r/>
             <w:r>
               <w:rPr>
-                <w:sz w:val="22"/>
-              </w:rPr>
-            </w:r>
-            <w:r>
-              <w:rPr>
-                <w:sz w:val="22"/>
+                <w:sz w:val="24"/>
               </w:rPr>
               <w:t>Логи та метрики</w:t>
             </w:r>
@@ -4371,17 +4797,18 @@
         </w:tc>
         <w:tc>
           <w:tcPr>
-            <w:tcW w:type="dxa" w:w="2160"/>
+            <w:tcW w:type="dxa" w:w="2409"/>
           </w:tcPr>
           <w:p>
+            <w:pPr>
+              <w:spacing w:line="240" w:lineRule="auto"/>
+              <w:ind w:firstLine="0"/>
+              <w:jc w:val="left"/>
+            </w:pPr>
+            <w:r/>
             <w:r>
               <w:rPr>
-                <w:sz w:val="22"/>
-              </w:rPr>
-            </w:r>
-            <w:r>
-              <w:rPr>
-                <w:sz w:val="22"/>
+                <w:sz w:val="24"/>
               </w:rPr>
               <w:t>JSON-логи з correlation-id; метрики Prometheus</w:t>
             </w:r>
@@ -4389,7 +4816,11 @@
         </w:tc>
       </w:tr>
     </w:tbl>
-    <w:p/>
+    <w:p>
+      <w:pPr>
+        <w:ind w:firstLine="0"/>
+      </w:pPr>
+    </w:p>
     <w:p>
       <w:pPr>
         <w:pStyle w:val="Heading3"/>
@@ -4400,6 +4831,7 @@
     </w:p>
     <w:p>
       <w:pPr>
+        <w:ind w:firstLine="709"/>
         <w:jc w:val="both"/>
       </w:pPr>
       <w:r>
@@ -4411,11 +4843,12 @@
         <w:pStyle w:val="Heading2"/>
       </w:pPr>
       <w:r>
-        <w:t>Висновки до розділу 1</w:t>
+        <w:t>ВИСНОВКИ ДО РОЗДІЛУ 1</w:t>
       </w:r>
     </w:p>
     <w:p>
       <w:pPr>
+        <w:ind w:firstLine="709"/>
         <w:jc w:val="both"/>
       </w:pPr>
       <w:r>
@@ -4424,16 +4857,13 @@
     </w:p>
     <w:p>
       <w:pPr>
+        <w:ind w:firstLine="709"/>
         <w:jc w:val="both"/>
       </w:pPr>
       <w:r>
         <w:t xml:space="preserve">Обґрунтовано, що виявлені вузькі місця усуваються поєднанням трьох механізмів: безперервної функції Price Decay з фоновим перерахунком через чергу BullMQ, транзакційного резервування </w:t>
       </w:r>
       <w:r>
-        <w:rPr>
-          <w:rFonts w:ascii="Consolas" w:hAnsi="Consolas"/>
-          <w:sz w:val="24"/>
-        </w:rPr>
         <w:t>SELECT FOR UPDATE SKIP LOCKED</w:t>
       </w:r>
       <w:r>
@@ -4442,15 +4872,84 @@
     </w:p>
     <w:p>
       <w:pPr>
+        <w:ind w:firstLine="709"/>
         <w:jc w:val="both"/>
       </w:pPr>
       <w:r>
         <w:t>Сформовано вісім функціональних вимог (Core Features) за сімома модулями та 18 нефункціональних вимог із числовими межами (p95 Latency, RPS, RPO/RTO, стандарти безпеки). Аналітичне обґрунтування архітектури, специфікація вимог за ISO/IEC/IEEE 29148, моделювання системи за C4 Model та фіксація архітектурних рішень стануть предметом Розділу 2 (Проєктування), а безпосередня технічна реалізація вимог і їх інструментальна верифікація — предметом Розділу 3 (Реалізація).</w:t>
       </w:r>
     </w:p>
+    <w:p>
+      <w:pPr>
+        <w:pStyle w:val="Heading2"/>
+      </w:pPr>
+      <w:r>
+        <w:t>СПИСОК ВИКОРИСТАНИХ ДЖЕРЕЛ ДО РОЗДІЛУ 1</w:t>
+      </w:r>
+    </w:p>
+    <w:p>
+      <w:pPr>
+        <w:ind w:firstLine="709"/>
+        <w:jc w:val="both"/>
+      </w:pPr>
+      <w:r>
+        <w:t xml:space="preserve">1. </w:t>
+      </w:r>
+      <w:r>
+        <w:t>Too Good To Go — вакансія Senior Software Engineer, Backend (Java): builtin.com/job/senior-software-engineer-backend-java/6865930</w:t>
+      </w:r>
+    </w:p>
+    <w:p>
+      <w:pPr>
+        <w:ind w:firstLine="709"/>
+        <w:jc w:val="both"/>
+      </w:pPr>
+      <w:r>
+        <w:t xml:space="preserve">2. </w:t>
+      </w:r>
+      <w:r>
+        <w:t>Ticketmaster — синтез публічних матеріалів системного дизайну квиткових систем: techinterview.org/post/3233474396 (System Design: Design Ticketmaster)</w:t>
+      </w:r>
+    </w:p>
+    <w:p>
+      <w:pPr>
+        <w:ind w:firstLine="709"/>
+        <w:jc w:val="both"/>
+      </w:pPr>
+      <w:r>
+        <w:t xml:space="preserve">3. </w:t>
+      </w:r>
+      <w:r>
+        <w:t>Karma — diginomica.com/node/23606 (міграція інфраструктури Karma на Google Cloud)</w:t>
+      </w:r>
+    </w:p>
+    <w:p>
+      <w:pPr>
+        <w:ind w:firstLine="709"/>
+        <w:jc w:val="both"/>
+      </w:pPr>
+      <w:r>
+        <w:t xml:space="preserve">4. </w:t>
+      </w:r>
+      <w:r>
+        <w:t>UNEP. Food Waste Index Report 2024. Think Eat Save: Tracking Progress to Halve Global Food Waste. Nairobi: United Nations Environment Programme, 2024. URL: https://www.unep.org/resources/publication/food-waste-index-report-2024</w:t>
+      </w:r>
+    </w:p>
+    <w:p>
+      <w:pPr>
+        <w:ind w:firstLine="709"/>
+        <w:jc w:val="both"/>
+      </w:pPr>
+      <w:r>
+        <w:t xml:space="preserve">5. </w:t>
+      </w:r>
+      <w:r>
+        <w:t>Directive (EU) 2025/1892 of the European Parliament and of the Council amending Directive 2008/98/EC on waste. Official Journal of the European Union, 2025. URL: https://eur-lex.europa.eu/eli/dir/2025/1892/oj</w:t>
+      </w:r>
+    </w:p>
     <w:sectPr>
-      <w:pgSz w:w="12240" w:h="15840"/>
-      <w:pgMar w:top="1440" w:right="1800" w:bottom="1440" w:left="1800" w:header="720" w:footer="720" w:gutter="0"/>
+      <w:pgSz w:w="11906" w:h="16838"/>
+      <w:pgMar w:top="1134" w:right="567" w:bottom="1134" w:left="1701" w:header="720" w:footer="720" w:gutter="0"/>
       <w:cols w:space="720"/>
       <w:docGrid w:linePitch="360"/>
     </w:sectPr>
@@ -4821,8 +5320,11 @@
     <w:name w:val="Normal"/>
     <w:qFormat/>
     <w:rsid w:val="00FC693F"/>
+    <w:pPr>
+      <w:spacing w:line="360" w:lineRule="auto" w:before="0" w:after="0"/>
+    </w:pPr>
     <w:rPr>
-      <w:rFonts w:ascii="Times New Roman" w:hAnsi="Times New Roman"/>
+      <w:rFonts w:ascii="Times New Roman" w:hAnsi="Times New Roman" w:eastAsia="Times New Roman"/>
       <w:sz w:val="28"/>
     </w:rPr>
   </w:style>
@@ -4881,14 +5383,16 @@
     <w:pPr>
       <w:keepNext/>
       <w:keepLines/>
-      <w:spacing w:before="480" w:after="0"/>
+      <w:spacing w:before="0" w:after="120" w:line="360" w:lineRule="auto"/>
+      <w:ind w:firstLine="0"/>
+      <w:jc w:val="center"/>
       <w:outlineLvl w:val="0"/>
     </w:pPr>
     <w:rPr>
-      <w:rFonts w:asciiTheme="majorHAnsi" w:eastAsiaTheme="majorEastAsia" w:hAnsiTheme="majorHAnsi" w:cstheme="majorBidi"/>
+      <w:rFonts w:asciiTheme="majorHAnsi" w:eastAsiaTheme="majorEastAsia" w:hAnsiTheme="majorHAnsi" w:cstheme="majorBidi" w:ascii="Times New Roman" w:hAnsi="Times New Roman" w:eastAsia="Times New Roman"/>
       <w:b/>
       <w:bCs/>
-      <w:color w:val="365F91" w:themeColor="accent1" w:themeShade="BF"/>
+      <w:i w:val="0"/>
       <w:sz w:val="28"/>
       <w:szCs w:val="28"/>
     </w:rPr>
@@ -4905,15 +5409,17 @@
     <w:pPr>
       <w:keepNext/>
       <w:keepLines/>
-      <w:spacing w:before="200" w:after="0"/>
+      <w:spacing w:before="240" w:after="120" w:line="360" w:lineRule="auto"/>
+      <w:ind w:firstLine="709"/>
+      <w:jc w:val="left"/>
       <w:outlineLvl w:val="1"/>
     </w:pPr>
     <w:rPr>
-      <w:rFonts w:asciiTheme="majorHAnsi" w:eastAsiaTheme="majorEastAsia" w:hAnsiTheme="majorHAnsi" w:cstheme="majorBidi"/>
+      <w:rFonts w:asciiTheme="majorHAnsi" w:eastAsiaTheme="majorEastAsia" w:hAnsiTheme="majorHAnsi" w:cstheme="majorBidi" w:ascii="Times New Roman" w:hAnsi="Times New Roman" w:eastAsia="Times New Roman"/>
       <w:b/>
       <w:bCs/>
-      <w:color w:val="4F81BD" w:themeColor="accent1"/>
-      <w:sz w:val="26"/>
+      <w:i w:val="0"/>
+      <w:sz w:val="28"/>
       <w:szCs w:val="26"/>
     </w:rPr>
   </w:style>
@@ -4929,14 +5435,17 @@
     <w:pPr>
       <w:keepNext/>
       <w:keepLines/>
-      <w:spacing w:before="200" w:after="0"/>
+      <w:spacing w:before="240" w:after="120" w:line="360" w:lineRule="auto"/>
+      <w:ind w:firstLine="709"/>
+      <w:jc w:val="left"/>
       <w:outlineLvl w:val="2"/>
     </w:pPr>
     <w:rPr>
-      <w:rFonts w:asciiTheme="majorHAnsi" w:eastAsiaTheme="majorEastAsia" w:hAnsiTheme="majorHAnsi" w:cstheme="majorBidi"/>
+      <w:rFonts w:asciiTheme="majorHAnsi" w:eastAsiaTheme="majorEastAsia" w:hAnsiTheme="majorHAnsi" w:cstheme="majorBidi" w:ascii="Times New Roman" w:hAnsi="Times New Roman" w:eastAsia="Times New Roman"/>
       <w:b/>
       <w:bCs/>
-      <w:color w:val="4F81BD" w:themeColor="accent1"/>
+      <w:i w:val="0"/>
+      <w:sz w:val="28"/>
     </w:rPr>
   </w:style>
   <w:style w:type="paragraph" w:styleId="Heading4">
@@ -4952,16 +5461,18 @@
     <w:pPr>
       <w:keepNext/>
       <w:keepLines/>
-      <w:spacing w:before="200" w:after="0"/>
+      <w:spacing w:before="240" w:after="120" w:line="360" w:lineRule="auto"/>
+      <w:ind w:firstLine="709"/>
+      <w:jc w:val="left"/>
       <w:outlineLvl w:val="3"/>
     </w:pPr>
     <w:rPr>
-      <w:rFonts w:asciiTheme="majorHAnsi" w:eastAsiaTheme="majorEastAsia" w:hAnsiTheme="majorHAnsi" w:cstheme="majorBidi"/>
+      <w:rFonts w:asciiTheme="majorHAnsi" w:eastAsiaTheme="majorEastAsia" w:hAnsiTheme="majorHAnsi" w:cstheme="majorBidi" w:ascii="Times New Roman" w:hAnsi="Times New Roman" w:eastAsia="Times New Roman"/>
       <w:b/>
       <w:bCs/>
-      <w:i/>
+      <w:i w:val="0"/>
       <w:iCs/>
-      <w:color w:val="4F81BD" w:themeColor="accent1"/>
+      <w:sz w:val="28"/>
     </w:rPr>
   </w:style>
   <w:style w:type="paragraph" w:styleId="Heading5">
